--- a/assets/konspekty/common/mechanizmy_ksztaltowania_duchowosci/attach@scenariusze_mechanizmow_ksztaltowania_duchowosci.docx
+++ b/assets/konspekty/common/mechanizmy_ksztaltowania_duchowosci/attach@scenariusze_mechanizmow_ksztaltowania_duchowosci.docx
@@ -2451,9 +2451,14 @@
           <w:szCs w:val="24"/>
           <w:lang w:val="pl-PL" w:eastAsia="zh-CN" w:bidi="hi-IN"/>
         </w:rPr>
-        <w:t xml:space="preserve">Za każdym razem po sesji Hania jechała gdzieś ze współlokatorkami na wakacje. Na trzecim roku Hania wróciła pierwszy na dłużej do domu, żeby odpocząć. W sobotę, obskoczyła </w:t>
-      </w:r>
-      <w:r>
+        <w:t>Za każdym razem po sesji Hania jechała gdzieś ze współlokatorkami na wakacje. Na trzecim roku Hania wróciła pierwszy na dłużej do domu, żeby odpocząć. W sobotę, obskoczyła starych znajomych, a po południu, już w domu domu, puściła w kuchni muzykę, wskoczyła w swoje ulubione dresy i ugotowała wszystkim domownikom pięć litrów cebulowej.</w:t>
+      </w:r>
+    </w:p>
+    <w:p>
+      <w:pPr>
+        <w:pStyle w:val="Normal"/>
+        <w:bidi w:val="0"/>
+        <w:jc w:val="both"/>
         <w:rPr>
           <w:rFonts w:ascii="Calibri" w:hAnsi="Calibri"/>
           <w:b w:val="false"/>
@@ -2464,8 +2469,7 @@
           <w:szCs w:val="24"/>
           <w:lang w:val="pl-PL" w:eastAsia="zh-CN" w:bidi="hi-IN"/>
         </w:rPr>
-        <w:t xml:space="preserve">starych </w:t>
-      </w:r>
+      </w:pPr>
       <w:r>
         <w:rPr>
           <w:rFonts w:ascii="Calibri" w:hAnsi="Calibri"/>
@@ -2477,9 +2481,13 @@
           <w:szCs w:val="24"/>
           <w:lang w:val="pl-PL" w:eastAsia="zh-CN" w:bidi="hi-IN"/>
         </w:rPr>
-        <w:t xml:space="preserve">znajomych, a po południu, </w:t>
-      </w:r>
-      <w:r>
+      </w:r>
+    </w:p>
+    <w:p>
+      <w:pPr>
+        <w:pStyle w:val="Normal"/>
+        <w:bidi w:val="0"/>
+        <w:jc w:val="both"/>
         <w:rPr>
           <w:rFonts w:ascii="Calibri" w:hAnsi="Calibri"/>
           <w:b w:val="false"/>
@@ -2490,8 +2498,7 @@
           <w:szCs w:val="24"/>
           <w:lang w:val="pl-PL" w:eastAsia="zh-CN" w:bidi="hi-IN"/>
         </w:rPr>
-        <w:t>już w domu</w:t>
-      </w:r>
+      </w:pPr>
       <w:r>
         <w:rPr>
           <w:rFonts w:ascii="Calibri" w:hAnsi="Calibri"/>
@@ -2503,7 +2510,7 @@
           <w:szCs w:val="24"/>
           <w:lang w:val="pl-PL" w:eastAsia="zh-CN" w:bidi="hi-IN"/>
         </w:rPr>
-        <w:t xml:space="preserve"> domu, puściła w kuchni muzykę, wskoczyła w swoje ulubione dresy i ugotowała wszystkim domownikom pięć litrów cebulowej.</w:t>
+        <w:t>- Młody, będzie obiad – rzuciła do brata, gdy ten wszedł do kuchni i otworzył lodówkę.</w:t>
       </w:r>
     </w:p>
     <w:p>
@@ -2562,7 +2569,7 @@
           <w:szCs w:val="24"/>
           <w:lang w:val="pl-PL" w:eastAsia="zh-CN" w:bidi="hi-IN"/>
         </w:rPr>
-        <w:t>- Młody, będzie obiad – rzuciła do brata, gdy ten wszedł do kuchni i otworzył lodówkę.</w:t>
+        <w:t>- O, super. – Jej młodszy brat wziął miskę ze stołu, nalał zupy z garnka, po czym ruszył w stronę drzwi.</w:t>
       </w:r>
     </w:p>
     <w:p>
@@ -2621,9 +2628,14 @@
           <w:szCs w:val="24"/>
           <w:lang w:val="pl-PL" w:eastAsia="zh-CN" w:bidi="hi-IN"/>
         </w:rPr>
-        <w:t xml:space="preserve">- O, super. – Jej młodszy brat wziął miskę ze stołu, nalał zupy z garnka, </w:t>
-      </w:r>
-      <w:r>
+        <w:t>- A Ty dokąd? – zapytała Hania zdziwiona. – Siadaj przy stole. A wcześniej zawołaj starych.</w:t>
+      </w:r>
+    </w:p>
+    <w:p>
+      <w:pPr>
+        <w:pStyle w:val="Normal"/>
+        <w:bidi w:val="0"/>
+        <w:jc w:val="both"/>
         <w:rPr>
           <w:rFonts w:ascii="Calibri" w:hAnsi="Calibri"/>
           <w:b w:val="false"/>
@@ -2634,8 +2646,7 @@
           <w:szCs w:val="24"/>
           <w:lang w:val="pl-PL" w:eastAsia="zh-CN" w:bidi="hi-IN"/>
         </w:rPr>
-        <w:t>po czym</w:t>
-      </w:r>
+      </w:pPr>
       <w:r>
         <w:rPr>
           <w:rFonts w:ascii="Calibri" w:hAnsi="Calibri"/>
@@ -2647,7 +2658,6 @@
           <w:szCs w:val="24"/>
           <w:lang w:val="pl-PL" w:eastAsia="zh-CN" w:bidi="hi-IN"/>
         </w:rPr>
-        <w:t xml:space="preserve"> ruszył w stronę drzwi.</w:t>
       </w:r>
     </w:p>
     <w:p>
@@ -2677,6 +2687,7 @@
           <w:szCs w:val="24"/>
           <w:lang w:val="pl-PL" w:eastAsia="zh-CN" w:bidi="hi-IN"/>
         </w:rPr>
+        <w:t>Młody spojrzał na nią zdumiony i dopiero wtedy Hania zdała sobie sprawę, że wprawdzie siedzieli wspólnie z rodziną przy stole już tyle razy, ale nigdy nie jedli przy nim obiadu. Szok.</w:t>
       </w:r>
     </w:p>
     <w:p>
@@ -2706,9 +2717,13 @@
           <w:szCs w:val="24"/>
           <w:lang w:val="pl-PL" w:eastAsia="zh-CN" w:bidi="hi-IN"/>
         </w:rPr>
-        <w:t xml:space="preserve">- A Ty dokąd? – zapytała Hania zdziwiona. – </w:t>
-      </w:r>
-      <w:r>
+      </w:r>
+    </w:p>
+    <w:p>
+      <w:pPr>
+        <w:pStyle w:val="Normal"/>
+        <w:bidi w:val="0"/>
+        <w:jc w:val="both"/>
         <w:rPr>
           <w:rFonts w:ascii="Calibri" w:hAnsi="Calibri"/>
           <w:b w:val="false"/>
@@ -2717,10 +2732,10 @@
           <w:iCs w:val="false"/>
           <w:sz w:val="24"/>
           <w:szCs w:val="24"/>
-          <w:lang w:val="pl-PL" w:eastAsia="zh-CN" w:bidi="hi-IN"/>
-        </w:rPr>
-        <w:t>Siadaj przy stole. A wcześniej zaw</w:t>
-      </w:r>
+          <w:u w:val="single"/>
+          <w:lang w:val="pl-PL" w:eastAsia="zh-CN" w:bidi="hi-IN"/>
+        </w:rPr>
+      </w:pPr>
       <w:r>
         <w:rPr>
           <w:rFonts w:ascii="Calibri" w:hAnsi="Calibri"/>
@@ -2730,138 +2745,6 @@
           <w:iCs w:val="false"/>
           <w:sz w:val="24"/>
           <w:szCs w:val="24"/>
-          <w:lang w:val="pl-PL" w:eastAsia="zh-CN" w:bidi="hi-IN"/>
-        </w:rPr>
-        <w:t>ołaj starych.</w:t>
-      </w:r>
-    </w:p>
-    <w:p>
-      <w:pPr>
-        <w:pStyle w:val="Normal"/>
-        <w:bidi w:val="0"/>
-        <w:jc w:val="both"/>
-        <w:rPr>
-          <w:rFonts w:ascii="Calibri" w:hAnsi="Calibri"/>
-          <w:b w:val="false"/>
-          <w:bCs w:val="false"/>
-          <w:i w:val="false"/>
-          <w:iCs w:val="false"/>
-          <w:sz w:val="24"/>
-          <w:szCs w:val="24"/>
-          <w:lang w:val="pl-PL" w:eastAsia="zh-CN" w:bidi="hi-IN"/>
-        </w:rPr>
-      </w:pPr>
-      <w:r>
-        <w:rPr>
-          <w:rFonts w:ascii="Calibri" w:hAnsi="Calibri"/>
-          <w:b w:val="false"/>
-          <w:bCs w:val="false"/>
-          <w:i w:val="false"/>
-          <w:iCs w:val="false"/>
-          <w:sz w:val="24"/>
-          <w:szCs w:val="24"/>
-          <w:lang w:val="pl-PL" w:eastAsia="zh-CN" w:bidi="hi-IN"/>
-        </w:rPr>
-      </w:r>
-    </w:p>
-    <w:p>
-      <w:pPr>
-        <w:pStyle w:val="Normal"/>
-        <w:bidi w:val="0"/>
-        <w:jc w:val="both"/>
-        <w:rPr>
-          <w:rFonts w:ascii="Calibri" w:hAnsi="Calibri"/>
-          <w:b w:val="false"/>
-          <w:bCs w:val="false"/>
-          <w:i w:val="false"/>
-          <w:iCs w:val="false"/>
-          <w:sz w:val="24"/>
-          <w:szCs w:val="24"/>
-          <w:lang w:val="pl-PL" w:eastAsia="zh-CN" w:bidi="hi-IN"/>
-        </w:rPr>
-      </w:pPr>
-      <w:r>
-        <w:rPr>
-          <w:rFonts w:ascii="Calibri" w:hAnsi="Calibri"/>
-          <w:b w:val="false"/>
-          <w:bCs w:val="false"/>
-          <w:i w:val="false"/>
-          <w:iCs w:val="false"/>
-          <w:sz w:val="24"/>
-          <w:szCs w:val="24"/>
-          <w:lang w:val="pl-PL" w:eastAsia="zh-CN" w:bidi="hi-IN"/>
-        </w:rPr>
-        <w:t xml:space="preserve">Młody spojrzał na nią zdumiony i dopiero wtedy Hania zdała sobie sprawę, że wprawdzie siedzieli wspólnie z rodziną przy stole już tyle razy, ale nigdy nie jedli przy nim obiadu. </w:t>
-      </w:r>
-      <w:r>
-        <w:rPr>
-          <w:rFonts w:ascii="Calibri" w:hAnsi="Calibri"/>
-          <w:b w:val="false"/>
-          <w:bCs w:val="false"/>
-          <w:i w:val="false"/>
-          <w:iCs w:val="false"/>
-          <w:sz w:val="24"/>
-          <w:szCs w:val="24"/>
-          <w:lang w:val="pl-PL" w:eastAsia="zh-CN" w:bidi="hi-IN"/>
-        </w:rPr>
-        <w:t>Szok.</w:t>
-      </w:r>
-    </w:p>
-    <w:p>
-      <w:pPr>
-        <w:pStyle w:val="Normal"/>
-        <w:bidi w:val="0"/>
-        <w:jc w:val="both"/>
-        <w:rPr>
-          <w:rFonts w:ascii="Calibri" w:hAnsi="Calibri"/>
-          <w:b w:val="false"/>
-          <w:bCs w:val="false"/>
-          <w:i w:val="false"/>
-          <w:iCs w:val="false"/>
-          <w:sz w:val="24"/>
-          <w:szCs w:val="24"/>
-          <w:lang w:val="pl-PL" w:eastAsia="zh-CN" w:bidi="hi-IN"/>
-        </w:rPr>
-      </w:pPr>
-      <w:r>
-        <w:rPr>
-          <w:rFonts w:ascii="Calibri" w:hAnsi="Calibri"/>
-          <w:b w:val="false"/>
-          <w:bCs w:val="false"/>
-          <w:i w:val="false"/>
-          <w:iCs w:val="false"/>
-          <w:sz w:val="24"/>
-          <w:szCs w:val="24"/>
-          <w:lang w:val="pl-PL" w:eastAsia="zh-CN" w:bidi="hi-IN"/>
-        </w:rPr>
-      </w:r>
-    </w:p>
-    <w:p>
-      <w:pPr>
-        <w:pStyle w:val="Normal"/>
-        <w:bidi w:val="0"/>
-        <w:jc w:val="both"/>
-        <w:rPr>
-          <w:rFonts w:ascii="Calibri" w:hAnsi="Calibri"/>
-          <w:b w:val="false"/>
-          <w:bCs w:val="false"/>
-          <w:i w:val="false"/>
-          <w:iCs w:val="false"/>
-          <w:sz w:val="24"/>
-          <w:szCs w:val="24"/>
-          <w:u w:val="single"/>
-          <w:lang w:val="pl-PL" w:eastAsia="zh-CN" w:bidi="hi-IN"/>
-        </w:rPr>
-      </w:pPr>
-      <w:r>
-        <w:rPr>
-          <w:rFonts w:ascii="Calibri" w:hAnsi="Calibri"/>
-          <w:b w:val="false"/>
-          <w:bCs w:val="false"/>
-          <w:i w:val="false"/>
-          <w:iCs w:val="false"/>
-          <w:sz w:val="24"/>
-          <w:szCs w:val="24"/>
           <w:u w:val="single"/>
           <w:lang w:val="pl-PL" w:eastAsia="zh-CN" w:bidi="hi-IN"/>
         </w:rPr>
@@ -2895,9 +2778,14 @@
           <w:szCs w:val="24"/>
           <w:lang w:val="pl-PL" w:eastAsia="zh-CN" w:bidi="hi-IN"/>
         </w:rPr>
-        <w:t xml:space="preserve">Q: Który </w:t>
-      </w:r>
-      <w:r>
+        <w:t>Q: Który mechanizm duchowości sprawił, że Hania, choć nie była tak wychowana, uznała wspólne jedzenie obiadu za oczywistą?</w:t>
+      </w:r>
+    </w:p>
+    <w:p>
+      <w:pPr>
+        <w:pStyle w:val="Normal"/>
+        <w:bidi w:val="0"/>
+        <w:jc w:val="both"/>
         <w:rPr>
           <w:rFonts w:ascii="Calibri" w:hAnsi="Calibri"/>
           <w:b w:val="false"/>
@@ -2908,95 +2796,12 @@
           <w:szCs w:val="24"/>
           <w:lang w:val="pl-PL" w:eastAsia="zh-CN" w:bidi="hi-IN"/>
         </w:rPr>
-        <w:t>mechanizm</w:t>
-      </w:r>
-      <w:r>
-        <w:rPr>
-          <w:rFonts w:ascii="Calibri" w:hAnsi="Calibri"/>
-          <w:b w:val="false"/>
-          <w:bCs w:val="false"/>
-          <w:i/>
-          <w:iCs/>
-          <w:sz w:val="24"/>
-          <w:szCs w:val="24"/>
-          <w:lang w:val="pl-PL" w:eastAsia="zh-CN" w:bidi="hi-IN"/>
-        </w:rPr>
-        <w:t xml:space="preserve"> duchowości sprawił, że Hania, </w:t>
-      </w:r>
-      <w:r>
-        <w:rPr>
-          <w:rFonts w:ascii="Calibri" w:hAnsi="Calibri"/>
-          <w:b w:val="false"/>
-          <w:bCs w:val="false"/>
-          <w:i/>
-          <w:iCs/>
-          <w:sz w:val="24"/>
-          <w:szCs w:val="24"/>
-          <w:lang w:val="pl-PL" w:eastAsia="zh-CN" w:bidi="hi-IN"/>
-        </w:rPr>
-        <w:t>choć nie była tak wychowana,</w:t>
-      </w:r>
-      <w:r>
-        <w:rPr>
-          <w:rFonts w:ascii="Calibri" w:hAnsi="Calibri"/>
-          <w:b w:val="false"/>
-          <w:bCs w:val="false"/>
-          <w:i/>
-          <w:iCs/>
-          <w:sz w:val="24"/>
-          <w:szCs w:val="24"/>
-          <w:lang w:val="pl-PL" w:eastAsia="zh-CN" w:bidi="hi-IN"/>
-        </w:rPr>
-        <w:t xml:space="preserve"> uznała wspólne jedzenie obiadu za </w:t>
-      </w:r>
-      <w:r>
-        <w:rPr>
-          <w:rFonts w:ascii="Calibri" w:hAnsi="Calibri"/>
-          <w:b w:val="false"/>
-          <w:bCs w:val="false"/>
-          <w:i/>
-          <w:iCs/>
-          <w:sz w:val="24"/>
-          <w:szCs w:val="24"/>
-          <w:lang w:val="pl-PL" w:eastAsia="zh-CN" w:bidi="hi-IN"/>
-        </w:rPr>
-        <w:t>oczywistą</w:t>
-      </w:r>
-      <w:r>
-        <w:rPr>
-          <w:rFonts w:ascii="Calibri" w:hAnsi="Calibri"/>
-          <w:b w:val="false"/>
-          <w:bCs w:val="false"/>
-          <w:i/>
-          <w:iCs/>
-          <w:sz w:val="24"/>
-          <w:szCs w:val="24"/>
-          <w:lang w:val="pl-PL" w:eastAsia="zh-CN" w:bidi="hi-IN"/>
-        </w:rPr>
-        <w:t>?</w:t>
-      </w:r>
-    </w:p>
-    <w:p>
-      <w:pPr>
-        <w:pStyle w:val="Normal"/>
-        <w:bidi w:val="0"/>
-        <w:jc w:val="both"/>
-        <w:rPr>
-          <w:rFonts w:ascii="Calibri" w:hAnsi="Calibri"/>
-          <w:b w:val="false"/>
-          <w:bCs w:val="false"/>
-          <w:i/>
-          <w:iCs/>
-          <w:sz w:val="24"/>
-          <w:szCs w:val="24"/>
-          <w:lang w:val="pl-PL" w:eastAsia="zh-CN" w:bidi="hi-IN"/>
-        </w:rPr>
-      </w:pPr>
-      <w:r>
-        <w:rPr>
-          <w:rFonts w:ascii="Calibri" w:hAnsi="Calibri"/>
-          <w:b/>
-          <w:bCs/>
+      </w:pPr>
+      <w:r>
+        <w:rPr>
+          <w:rFonts w:ascii="Calibri" w:hAnsi="Calibri"/>
+          <w:b w:val="false"/>
+          <w:bCs w:val="false"/>
           <w:i/>
           <w:iCs/>
           <w:sz w:val="24"/>
@@ -4135,8 +3940,8 @@
       <w:r>
         <w:rPr>
           <w:rFonts w:ascii="Calibri" w:hAnsi="Calibri"/>
-          <w:b/>
-          <w:bCs/>
+          <w:b w:val="false"/>
+          <w:bCs w:val="false"/>
           <w:i/>
           <w:iCs/>
           <w:sz w:val="24"/>
@@ -4157,13 +3962,6 @@
       <w:r>
         <w:rPr>
           <w:rFonts w:ascii="Calibri" w:hAnsi="Calibri"/>
-          <w:b/>
-          <w:bCs/>
-          <w:i/>
-          <w:iCs/>
-          <w:sz w:val="24"/>
-          <w:szCs w:val="24"/>
-          <w:lang w:val="pl-PL" w:eastAsia="zh-CN" w:bidi="hi-IN"/>
         </w:rPr>
       </w:r>
       <w:r>
@@ -5512,13 +5310,6 @@
       <w:r>
         <w:rPr>
           <w:rFonts w:ascii="Calibri" w:hAnsi="Calibri"/>
-          <w:b/>
-          <w:bCs/>
-          <w:i/>
-          <w:iCs/>
-          <w:sz w:val="24"/>
-          <w:szCs w:val="24"/>
-          <w:lang w:val="pl-PL" w:eastAsia="zh-CN" w:bidi="hi-IN"/>
         </w:rPr>
       </w:r>
     </w:p>
@@ -6154,6 +5945,7 @@
               <w:pStyle w:val="TableContents"/>
               <w:pageBreakBefore/>
               <w:bidi w:val="0"/>
+              <w:spacing w:before="0" w:after="0"/>
               <w:jc w:val="center"/>
               <w:rPr>
                 <w:sz w:val="22"/>
@@ -7273,43 +7065,181 @@
       <w:r>
         <w:rPr>
           <w:rFonts w:ascii="Calibri" w:hAnsi="Calibri"/>
+        </w:rPr>
+      </w:r>
+    </w:p>
+    <w:p>
+      <w:pPr>
+        <w:pStyle w:val="Normal"/>
+        <w:bidi w:val="0"/>
+        <w:jc w:val="both"/>
+        <w:rPr>
+          <w:rFonts w:ascii="Calibri" w:hAnsi="Calibri"/>
+        </w:rPr>
+      </w:pPr>
+      <w:r>
+        <w:rPr>
+          <w:rFonts w:ascii="Calibri" w:hAnsi="Calibri"/>
+        </w:rPr>
+      </w:r>
+    </w:p>
+    <w:p>
+      <w:pPr>
+        <w:pStyle w:val="Normal"/>
+        <w:bidi w:val="0"/>
+        <w:jc w:val="both"/>
+        <w:rPr>
+          <w:rFonts w:ascii="Calibri" w:hAnsi="Calibri"/>
           <w:b/>
           <w:bCs/>
+          <w:sz w:val="24"/>
+          <w:szCs w:val="24"/>
+          <w:lang w:val="pl-PL" w:eastAsia="zh-CN" w:bidi="hi-IN"/>
+        </w:rPr>
+      </w:pPr>
+      <w:r>
+        <w:rPr>
+          <w:rFonts w:ascii="Calibri" w:hAnsi="Calibri"/>
+          <w:b/>
+          <w:bCs/>
+          <w:sz w:val="24"/>
+          <w:szCs w:val="24"/>
+          <w:lang w:val="pl-PL" w:eastAsia="zh-CN" w:bidi="hi-IN"/>
+        </w:rPr>
+      </w:r>
+      <w:r>
+        <w:br w:type="page"/>
+      </w:r>
+    </w:p>
+    <w:p>
+      <w:pPr>
+        <w:pStyle w:val="Normal"/>
+        <w:bidi w:val="0"/>
+        <w:spacing w:before="0" w:after="0"/>
+        <w:jc w:val="both"/>
+        <w:rPr>
+          <w:rFonts w:ascii="Calibri" w:hAnsi="Calibri"/>
+        </w:rPr>
+      </w:pPr>
+      <w:r>
+        <w:rPr>
+          <w:rFonts w:ascii="Calibri" w:hAnsi="Calibri"/>
+          <w:b w:val="false"/>
+          <w:bCs w:val="false"/>
+          <w:sz w:val="24"/>
+          <w:szCs w:val="24"/>
+          <w:lang w:val="pl-PL" w:eastAsia="zh-CN" w:bidi="hi-IN"/>
+        </w:rPr>
+        <w:t>Kasia wychowała się w katolickim domu: kochała jeść pierogi u babci, wieczorne rozmowy przy herbacie, chodzić ze znajomymi na wieczorne msze w niedzielę i organizować scholę na pasterkę. Jej znajomi, którzy nie byli związani z Kościołem zwykli określać jej życie jako "tradycyjne". Gdy jednak Kasia poszła do liceum, usłyszała raz mimochodem rozmowę koleżanek: "...tak, Kaśka ma takie staroświeckie życie...". Koleżanki nie miały wcale złych intencji, ale od tego czasu pierogi babci, msze, pasterka i wieczorne herbaty zaczęły jej się kojarzyć z czymś wstydliwym.</w:t>
+      </w:r>
+    </w:p>
+    <w:p>
+      <w:pPr>
+        <w:pStyle w:val="Normal"/>
+        <w:bidi w:val="0"/>
+        <w:spacing w:before="0" w:after="0"/>
+        <w:jc w:val="both"/>
+        <w:rPr>
+          <w:rFonts w:ascii="Calibri" w:hAnsi="Calibri"/>
+          <w:lang w:val="pl-PL" w:eastAsia="zh-CN" w:bidi="hi-IN"/>
+        </w:rPr>
+      </w:pPr>
+      <w:r>
+        <w:rPr>
+          <w:rFonts w:ascii="Calibri" w:hAnsi="Calibri"/>
+          <w:lang w:val="pl-PL" w:eastAsia="zh-CN" w:bidi="hi-IN"/>
+        </w:rPr>
+      </w:r>
+    </w:p>
+    <w:p>
+      <w:pPr>
+        <w:pStyle w:val="Normal"/>
+        <w:bidi w:val="0"/>
+        <w:jc w:val="both"/>
+        <w:rPr>
+          <w:rFonts w:ascii="Calibri" w:hAnsi="Calibri"/>
+          <w:b w:val="false"/>
+          <w:bCs w:val="false"/>
           <w:i/>
           <w:iCs/>
           <w:sz w:val="24"/>
           <w:szCs w:val="24"/>
           <w:lang w:val="pl-PL" w:eastAsia="zh-CN" w:bidi="hi-IN"/>
         </w:rPr>
-      </w:r>
-    </w:p>
-    <w:p>
-      <w:pPr>
-        <w:pStyle w:val="Normal"/>
-        <w:bidi w:val="0"/>
-        <w:jc w:val="both"/>
-        <w:rPr>
-          <w:rFonts w:ascii="Calibri" w:hAnsi="Calibri"/>
-        </w:rPr>
-      </w:pPr>
-      <w:r>
+      </w:pPr>
+      <w:r>
+        <w:rPr>
+          <w:rFonts w:ascii="Calibri" w:hAnsi="Calibri"/>
+          <w:b w:val="false"/>
+          <w:bCs w:val="false"/>
+          <w:i/>
+          <w:iCs/>
+          <w:sz w:val="24"/>
+          <w:szCs w:val="24"/>
+          <w:lang w:val="pl-PL" w:eastAsia="zh-CN" w:bidi="hi-IN"/>
+        </w:rPr>
+      </w:r>
+    </w:p>
+    <w:p>
+      <w:pPr>
+        <w:pStyle w:val="Normal"/>
+        <w:bidi w:val="0"/>
+        <w:jc w:val="both"/>
+        <w:rPr>
+          <w:rFonts w:ascii="Calibri" w:hAnsi="Calibri"/>
+        </w:rPr>
+      </w:pPr>
+      <w:r>
+        <w:rPr>
+          <w:rFonts w:ascii="Calibri" w:hAnsi="Calibri"/>
+          <w:b w:val="false"/>
+          <w:bCs w:val="false"/>
+          <w:sz w:val="24"/>
+          <w:szCs w:val="24"/>
+          <w:u w:val="single"/>
+          <w:lang w:val="pl-PL" w:eastAsia="zh-CN" w:bidi="hi-IN"/>
+        </w:rPr>
+        <w:t>Pytanie:</w:t>
+      </w:r>
+    </w:p>
+    <w:p>
+      <w:pPr>
+        <w:pStyle w:val="Normal"/>
+        <w:bidi w:val="0"/>
+        <w:jc w:val="both"/>
+        <w:rPr>
+          <w:rFonts w:ascii="Calibri" w:hAnsi="Calibri"/>
+        </w:rPr>
+      </w:pPr>
+      <w:r>
+        <w:rPr>
+          <w:rFonts w:ascii="Calibri" w:hAnsi="Calibri"/>
+          <w:b w:val="false"/>
+          <w:bCs w:val="false"/>
+          <w:i/>
+          <w:iCs/>
+          <w:sz w:val="24"/>
+          <w:szCs w:val="24"/>
+          <w:lang w:val="pl-PL" w:eastAsia="zh-CN" w:bidi="hi-IN"/>
+        </w:rPr>
+        <w:t>Który mechanizm kształtowania duchowości wywołał zmianę, która zaszła w postrzeganiu pierogów, herbat, mszy i scholi u Kasi?</w:t>
+      </w:r>
+    </w:p>
+    <w:p>
+      <w:pPr>
+        <w:pStyle w:val="Normal"/>
+        <w:bidi w:val="0"/>
+        <w:jc w:val="both"/>
         <w:rPr>
           <w:rFonts w:ascii="Calibri" w:hAnsi="Calibri"/>
           <w:b/>
           <w:bCs/>
-          <w:i/>
-          <w:iCs/>
-          <w:sz w:val="24"/>
-          <w:szCs w:val="24"/>
-          <w:lang w:val="pl-PL" w:eastAsia="zh-CN" w:bidi="hi-IN"/>
-        </w:rPr>
-      </w:r>
-    </w:p>
-    <w:p>
-      <w:pPr>
-        <w:pStyle w:val="Normal"/>
-        <w:bidi w:val="0"/>
-        <w:jc w:val="both"/>
+          <w:sz w:val="24"/>
+          <w:szCs w:val="24"/>
+          <w:lang w:val="pl-PL" w:eastAsia="zh-CN" w:bidi="hi-IN"/>
+        </w:rPr>
+      </w:pPr>
+      <w:r>
         <w:rPr>
           <w:rFonts w:ascii="Calibri" w:hAnsi="Calibri"/>
           <w:b/>
@@ -7317,153 +7247,6 @@
           <w:sz w:val="24"/>
           <w:szCs w:val="24"/>
           <w:lang w:val="pl-PL" w:eastAsia="zh-CN" w:bidi="hi-IN"/>
-        </w:rPr>
-      </w:pPr>
-      <w:r>
-        <w:rPr>
-          <w:rFonts w:ascii="Calibri" w:hAnsi="Calibri"/>
-          <w:b/>
-          <w:bCs/>
-          <w:sz w:val="24"/>
-          <w:szCs w:val="24"/>
-          <w:lang w:val="pl-PL" w:eastAsia="zh-CN" w:bidi="hi-IN"/>
-        </w:rPr>
-      </w:r>
-      <w:r>
-        <w:br w:type="page"/>
-      </w:r>
-    </w:p>
-    <w:p>
-      <w:pPr>
-        <w:pStyle w:val="Normal"/>
-        <w:bidi w:val="0"/>
-        <w:spacing w:before="0" w:after="0"/>
-        <w:jc w:val="both"/>
-        <w:rPr>
-          <w:rFonts w:ascii="Calibri" w:hAnsi="Calibri"/>
-        </w:rPr>
-      </w:pPr>
-      <w:r>
-        <w:rPr>
-          <w:rFonts w:ascii="Calibri" w:hAnsi="Calibri"/>
-          <w:b w:val="false"/>
-          <w:bCs w:val="false"/>
-          <w:sz w:val="24"/>
-          <w:szCs w:val="24"/>
-          <w:lang w:val="pl-PL" w:eastAsia="zh-CN" w:bidi="hi-IN"/>
-        </w:rPr>
-        <w:t>Kasia wychowała się w katolickim domu: kochała jeść pierogi u babci, wieczorne rozmowy przy herbacie, chodzić ze znajomymi na wieczorne msze w niedzielę i organizować scholę na pasterkę. Jej znajomi, którzy nie byli związani z Kościołem zwykli określać jej życie jako "tradycyjne". Gdy jednak Kasia poszła do liceum, usłyszała raz mimochodem rozmowę koleżanek: "...tak, Kaśka ma takie staroświeckie życie...". Koleżanki nie miały wcale złych intencji, ale od tego czasu pierogi babci, msze, pasterka i wieczorne herbaty zaczęły jej się kojarzyć z czymś wstydliwym.</w:t>
-      </w:r>
-    </w:p>
-    <w:p>
-      <w:pPr>
-        <w:pStyle w:val="Normal"/>
-        <w:bidi w:val="0"/>
-        <w:spacing w:before="0" w:after="0"/>
-        <w:jc w:val="both"/>
-        <w:rPr>
-          <w:rFonts w:ascii="Calibri" w:hAnsi="Calibri"/>
-          <w:lang w:val="pl-PL" w:eastAsia="zh-CN" w:bidi="hi-IN"/>
-        </w:rPr>
-      </w:pPr>
-      <w:r>
-        <w:rPr>
-          <w:rFonts w:ascii="Calibri" w:hAnsi="Calibri"/>
-          <w:lang w:val="pl-PL" w:eastAsia="zh-CN" w:bidi="hi-IN"/>
-        </w:rPr>
-      </w:r>
-    </w:p>
-    <w:p>
-      <w:pPr>
-        <w:pStyle w:val="Normal"/>
-        <w:bidi w:val="0"/>
-        <w:jc w:val="both"/>
-        <w:rPr>
-          <w:rFonts w:ascii="Calibri" w:hAnsi="Calibri"/>
-          <w:b w:val="false"/>
-          <w:bCs w:val="false"/>
-          <w:i/>
-          <w:iCs/>
-          <w:sz w:val="24"/>
-          <w:szCs w:val="24"/>
-          <w:lang w:val="pl-PL" w:eastAsia="zh-CN" w:bidi="hi-IN"/>
-        </w:rPr>
-      </w:pPr>
-      <w:r>
-        <w:rPr>
-          <w:rFonts w:ascii="Calibri" w:hAnsi="Calibri"/>
-          <w:b w:val="false"/>
-          <w:bCs w:val="false"/>
-          <w:i/>
-          <w:iCs/>
-          <w:sz w:val="24"/>
-          <w:szCs w:val="24"/>
-          <w:lang w:val="pl-PL" w:eastAsia="zh-CN" w:bidi="hi-IN"/>
-        </w:rPr>
-      </w:r>
-    </w:p>
-    <w:p>
-      <w:pPr>
-        <w:pStyle w:val="Normal"/>
-        <w:bidi w:val="0"/>
-        <w:jc w:val="both"/>
-        <w:rPr>
-          <w:rFonts w:ascii="Calibri" w:hAnsi="Calibri"/>
-        </w:rPr>
-      </w:pPr>
-      <w:r>
-        <w:rPr>
-          <w:rFonts w:ascii="Calibri" w:hAnsi="Calibri"/>
-          <w:b w:val="false"/>
-          <w:bCs w:val="false"/>
-          <w:sz w:val="24"/>
-          <w:szCs w:val="24"/>
-          <w:u w:val="single"/>
-          <w:lang w:val="pl-PL" w:eastAsia="zh-CN" w:bidi="hi-IN"/>
-        </w:rPr>
-        <w:t>Pytanie:</w:t>
-      </w:r>
-    </w:p>
-    <w:p>
-      <w:pPr>
-        <w:pStyle w:val="Normal"/>
-        <w:bidi w:val="0"/>
-        <w:jc w:val="both"/>
-        <w:rPr>
-          <w:rFonts w:ascii="Calibri" w:hAnsi="Calibri"/>
-        </w:rPr>
-      </w:pPr>
-      <w:r>
-        <w:rPr>
-          <w:rFonts w:ascii="Calibri" w:hAnsi="Calibri"/>
-          <w:b w:val="false"/>
-          <w:bCs w:val="false"/>
-          <w:i/>
-          <w:iCs/>
-          <w:sz w:val="24"/>
-          <w:szCs w:val="24"/>
-          <w:lang w:val="pl-PL" w:eastAsia="zh-CN" w:bidi="hi-IN"/>
-        </w:rPr>
-        <w:t>Który mechanizm kształtowania duchowości wywołał zmianę, która zaszła w postrzeganiu pierogów, herbat, mszy i scholi u Kasi?</w:t>
-      </w:r>
-    </w:p>
-    <w:p>
-      <w:pPr>
-        <w:pStyle w:val="Normal"/>
-        <w:bidi w:val="0"/>
-        <w:jc w:val="both"/>
-        <w:rPr>
-          <w:rFonts w:ascii="Calibri" w:hAnsi="Calibri"/>
-          <w:b/>
-          <w:bCs/>
-          <w:sz w:val="24"/>
-          <w:szCs w:val="24"/>
-          <w:lang w:val="pl-PL" w:eastAsia="zh-CN" w:bidi="hi-IN"/>
-        </w:rPr>
-      </w:pPr>
-      <w:r>
-        <w:rPr>
-          <w:rFonts w:ascii="Calibri" w:hAnsi="Calibri"/>
         </w:rPr>
       </w:r>
     </w:p>
@@ -8614,22 +8397,316 @@
       <w:r>
         <w:rPr>
           <w:rFonts w:ascii="Calibri" w:hAnsi="Calibri"/>
+        </w:rPr>
+      </w:r>
+    </w:p>
+    <w:p>
+      <w:pPr>
+        <w:pStyle w:val="Normal"/>
+        <w:bidi w:val="0"/>
+        <w:jc w:val="both"/>
+        <w:rPr>
+          <w:rFonts w:ascii="Calibri" w:hAnsi="Calibri"/>
+        </w:rPr>
+      </w:pPr>
+      <w:r>
+        <w:rPr>
+          <w:rFonts w:ascii="Calibri" w:hAnsi="Calibri"/>
+        </w:rPr>
+      </w:r>
+      <w:r>
+        <w:br w:type="page"/>
+      </w:r>
+    </w:p>
+    <w:p>
+      <w:pPr>
+        <w:pStyle w:val="Normal"/>
+        <w:bidi w:val="0"/>
+        <w:spacing w:before="0" w:after="0"/>
+        <w:jc w:val="both"/>
+        <w:rPr>
+          <w:rFonts w:ascii="Calibri" w:hAnsi="Calibri"/>
+        </w:rPr>
+      </w:pPr>
+      <w:r>
+        <w:rPr>
+          <w:rFonts w:ascii="Calibri" w:hAnsi="Calibri"/>
+          <w:b w:val="false"/>
+          <w:bCs w:val="false"/>
+          <w:sz w:val="24"/>
+          <w:szCs w:val="24"/>
+          <w:lang w:val="pl-PL" w:eastAsia="zh-CN" w:bidi="hi-IN"/>
+        </w:rPr>
+        <w:t>W dwóch sąsiednich miasteczkach rada miejska chciała się dowiedzieć, co mieszkańcy sądzą o kontrolowaniu treści w internecie. W obu miasteczkach zorganizowano otwarte spotkanie — przyszli podobni ludzie, w podobnym wieku, o podobnych poglądach.</w:t>
+      </w:r>
+    </w:p>
+    <w:p>
+      <w:pPr>
+        <w:pStyle w:val="Normal"/>
+        <w:bidi w:val="0"/>
+        <w:spacing w:before="0" w:after="0"/>
+        <w:jc w:val="both"/>
+        <w:rPr>
+          <w:rFonts w:ascii="Calibri" w:hAnsi="Calibri"/>
+        </w:rPr>
+      </w:pPr>
+      <w:r>
+        <w:rPr>
+          <w:rFonts w:ascii="Calibri" w:hAnsi="Calibri"/>
+        </w:rPr>
+      </w:r>
+    </w:p>
+    <w:p>
+      <w:pPr>
+        <w:pStyle w:val="Normal"/>
+        <w:bidi w:val="0"/>
+        <w:spacing w:before="0" w:after="0"/>
+        <w:jc w:val="both"/>
+        <w:rPr>
+          <w:rFonts w:ascii="Calibri" w:hAnsi="Calibri"/>
+        </w:rPr>
+      </w:pPr>
+      <w:r>
+        <w:rPr>
+          <w:rFonts w:ascii="Calibri" w:hAnsi="Calibri"/>
+          <w:b w:val="false"/>
+          <w:bCs w:val="false"/>
+          <w:sz w:val="24"/>
+          <w:szCs w:val="24"/>
+          <w:lang w:val="pl-PL" w:eastAsia="zh-CN" w:bidi="hi-IN"/>
+        </w:rPr>
+        <w:t xml:space="preserve">W Miłoszycach na plakacie zapraszającym na spotkanie widniało pytanie: </w:t>
+      </w:r>
+      <w:r>
+        <w:rPr>
+          <w:rFonts w:ascii="Calibri" w:hAnsi="Calibri"/>
+          <w:b w:val="false"/>
+          <w:bCs w:val="false"/>
+          <w:i/>
+          <w:iCs/>
+          <w:sz w:val="24"/>
+          <w:szCs w:val="24"/>
+          <w:lang w:val="pl-PL" w:eastAsia="zh-CN" w:bidi="hi-IN"/>
+        </w:rPr>
+        <w:t>„Czy władze powinny mieć prawo ograniczać wolność wypowiedzi w internecie?"</w:t>
+      </w:r>
+      <w:r>
+        <w:rPr>
+          <w:rFonts w:ascii="Calibri" w:hAnsi="Calibri"/>
+          <w:b w:val="false"/>
+          <w:bCs w:val="false"/>
+          <w:sz w:val="24"/>
+          <w:szCs w:val="24"/>
+          <w:lang w:val="pl-PL" w:eastAsia="zh-CN" w:bidi="hi-IN"/>
+        </w:rPr>
+        <w:t>.</w:t>
+      </w:r>
+    </w:p>
+    <w:p>
+      <w:pPr>
+        <w:pStyle w:val="Normal"/>
+        <w:bidi w:val="0"/>
+        <w:spacing w:before="0" w:after="0"/>
+        <w:jc w:val="both"/>
+        <w:rPr>
+          <w:rFonts w:ascii="Calibri" w:hAnsi="Calibri"/>
+        </w:rPr>
+      </w:pPr>
+      <w:r>
+        <w:rPr>
+          <w:rFonts w:ascii="Calibri" w:hAnsi="Calibri"/>
+        </w:rPr>
+      </w:r>
+    </w:p>
+    <w:p>
+      <w:pPr>
+        <w:pStyle w:val="Normal"/>
+        <w:bidi w:val="0"/>
+        <w:spacing w:before="0" w:after="0"/>
+        <w:jc w:val="both"/>
+        <w:rPr>
+          <w:rFonts w:ascii="Calibri" w:hAnsi="Calibri"/>
+        </w:rPr>
+      </w:pPr>
+      <w:r>
+        <w:rPr>
+          <w:rFonts w:ascii="Calibri" w:hAnsi="Calibri"/>
+          <w:b w:val="false"/>
+          <w:bCs w:val="false"/>
+          <w:sz w:val="24"/>
+          <w:szCs w:val="24"/>
+          <w:lang w:val="pl-PL" w:eastAsia="zh-CN" w:bidi="hi-IN"/>
+        </w:rPr>
+        <w:t xml:space="preserve">W sąsiednich Grójcach plakat pytał: </w:t>
+      </w:r>
+      <w:r>
+        <w:rPr>
+          <w:rFonts w:ascii="Calibri" w:hAnsi="Calibri"/>
+          <w:b w:val="false"/>
+          <w:bCs w:val="false"/>
+          <w:i/>
+          <w:iCs/>
+          <w:sz w:val="24"/>
+          <w:szCs w:val="24"/>
+          <w:lang w:val="pl-PL" w:eastAsia="zh-CN" w:bidi="hi-IN"/>
+        </w:rPr>
+        <w:t>„Czy władze powinny mieć prawo usuwać hejt w internecie?"</w:t>
+      </w:r>
+      <w:r>
+        <w:rPr>
+          <w:rFonts w:ascii="Calibri" w:hAnsi="Calibri"/>
+          <w:b w:val="false"/>
+          <w:bCs w:val="false"/>
+          <w:sz w:val="24"/>
+          <w:szCs w:val="24"/>
+          <w:lang w:val="pl-PL" w:eastAsia="zh-CN" w:bidi="hi-IN"/>
+        </w:rPr>
+        <w:t>.</w:t>
+      </w:r>
+    </w:p>
+    <w:p>
+      <w:pPr>
+        <w:pStyle w:val="Normal"/>
+        <w:bidi w:val="0"/>
+        <w:spacing w:before="0" w:after="0"/>
+        <w:jc w:val="both"/>
+        <w:rPr>
+          <w:rFonts w:ascii="Calibri" w:hAnsi="Calibri"/>
+        </w:rPr>
+      </w:pPr>
+      <w:r>
+        <w:rPr>
+          <w:rFonts w:ascii="Calibri" w:hAnsi="Calibri"/>
+        </w:rPr>
+      </w:r>
+    </w:p>
+    <w:p>
+      <w:pPr>
+        <w:pStyle w:val="Normal"/>
+        <w:bidi w:val="0"/>
+        <w:spacing w:before="0" w:after="0"/>
+        <w:jc w:val="both"/>
+        <w:rPr>
+          <w:rFonts w:ascii="Calibri" w:hAnsi="Calibri"/>
+        </w:rPr>
+      </w:pPr>
+      <w:r>
+        <w:rPr>
+          <w:rFonts w:ascii="Calibri" w:hAnsi="Calibri"/>
+          <w:b w:val="false"/>
+          <w:bCs w:val="false"/>
+          <w:sz w:val="24"/>
+          <w:szCs w:val="24"/>
+          <w:lang w:val="pl-PL" w:eastAsia="zh-CN" w:bidi="hi-IN"/>
+        </w:rPr>
+        <w:t>Po spotkaniach w obu miasteczkach przeprowadzono ankietę. W Miłoszycach większość mieszkańców była przeciwko. W Grójcach — większość była za.</w:t>
+      </w:r>
+    </w:p>
+    <w:p>
+      <w:pPr>
+        <w:pStyle w:val="Normal"/>
+        <w:bidi w:val="0"/>
+        <w:spacing w:before="0" w:after="0"/>
+        <w:jc w:val="both"/>
+        <w:rPr>
+          <w:rFonts w:ascii="Calibri" w:hAnsi="Calibri"/>
+          <w:lang w:val="pl-PL" w:eastAsia="zh-CN" w:bidi="hi-IN"/>
+        </w:rPr>
+      </w:pPr>
+      <w:r>
+        <w:rPr>
+          <w:rFonts w:ascii="Calibri" w:hAnsi="Calibri"/>
+          <w:lang w:val="pl-PL" w:eastAsia="zh-CN" w:bidi="hi-IN"/>
+        </w:rPr>
+      </w:r>
+    </w:p>
+    <w:p>
+      <w:pPr>
+        <w:pStyle w:val="Normal"/>
+        <w:bidi w:val="0"/>
+        <w:jc w:val="both"/>
+        <w:rPr>
+          <w:rFonts w:ascii="Calibri" w:hAnsi="Calibri"/>
+          <w:b w:val="false"/>
+          <w:bCs w:val="false"/>
+          <w:i/>
+          <w:iCs/>
+          <w:sz w:val="24"/>
+          <w:szCs w:val="24"/>
+          <w:lang w:val="pl-PL" w:eastAsia="zh-CN" w:bidi="hi-IN"/>
+        </w:rPr>
+      </w:pPr>
+      <w:r>
+        <w:rPr>
+          <w:rFonts w:ascii="Calibri" w:hAnsi="Calibri"/>
+          <w:b w:val="false"/>
+          <w:bCs w:val="false"/>
+          <w:i/>
+          <w:iCs/>
+          <w:sz w:val="24"/>
+          <w:szCs w:val="24"/>
+          <w:lang w:val="pl-PL" w:eastAsia="zh-CN" w:bidi="hi-IN"/>
+        </w:rPr>
+      </w:r>
+    </w:p>
+    <w:p>
+      <w:pPr>
+        <w:pStyle w:val="Normal"/>
+        <w:bidi w:val="0"/>
+        <w:jc w:val="both"/>
+        <w:rPr>
+          <w:rFonts w:ascii="Calibri" w:hAnsi="Calibri"/>
+        </w:rPr>
+      </w:pPr>
+      <w:r>
+        <w:rPr>
+          <w:rFonts w:ascii="Calibri" w:hAnsi="Calibri"/>
+          <w:b w:val="false"/>
+          <w:bCs w:val="false"/>
+          <w:sz w:val="24"/>
+          <w:szCs w:val="24"/>
+          <w:u w:val="single"/>
+          <w:lang w:val="pl-PL" w:eastAsia="zh-CN" w:bidi="hi-IN"/>
+        </w:rPr>
+        <w:t>Pytanie:</w:t>
+      </w:r>
+    </w:p>
+    <w:p>
+      <w:pPr>
+        <w:pStyle w:val="Normal"/>
+        <w:bidi w:val="0"/>
+        <w:jc w:val="both"/>
+        <w:rPr>
+          <w:rFonts w:ascii="Calibri" w:hAnsi="Calibri"/>
+        </w:rPr>
+      </w:pPr>
+      <w:r>
+        <w:rPr>
+          <w:rFonts w:ascii="Calibri" w:hAnsi="Calibri"/>
+          <w:b w:val="false"/>
+          <w:bCs w:val="false"/>
+          <w:i/>
+          <w:iCs/>
+          <w:sz w:val="24"/>
+          <w:szCs w:val="24"/>
+          <w:lang w:val="pl-PL" w:eastAsia="zh-CN" w:bidi="hi-IN"/>
+        </w:rPr>
+        <w:t>Które mechanizmy duchowości odpowiadają za różnicę w opinii między mieszkańcami Miłoszyc i Grójców?</w:t>
+      </w:r>
+    </w:p>
+    <w:p>
+      <w:pPr>
+        <w:pStyle w:val="Normal"/>
+        <w:bidi w:val="0"/>
+        <w:jc w:val="both"/>
+        <w:rPr>
+          <w:rFonts w:ascii="Calibri" w:hAnsi="Calibri"/>
           <w:b/>
           <w:bCs/>
           <w:sz w:val="24"/>
           <w:szCs w:val="24"/>
           <w:lang w:val="pl-PL" w:eastAsia="zh-CN" w:bidi="hi-IN"/>
         </w:rPr>
-      </w:r>
-    </w:p>
-    <w:p>
-      <w:pPr>
-        <w:pStyle w:val="Normal"/>
-        <w:bidi w:val="0"/>
-        <w:jc w:val="both"/>
-        <w:rPr>
-          <w:rFonts w:ascii="Calibri" w:hAnsi="Calibri"/>
-        </w:rPr>
       </w:pPr>
       <w:r>
         <w:rPr>
@@ -8639,305 +8716,6 @@
           <w:sz w:val="24"/>
           <w:szCs w:val="24"/>
           <w:lang w:val="pl-PL" w:eastAsia="zh-CN" w:bidi="hi-IN"/>
-        </w:rPr>
-      </w:r>
-      <w:r>
-        <w:br w:type="page"/>
-      </w:r>
-    </w:p>
-    <w:p>
-      <w:pPr>
-        <w:pStyle w:val="Normal"/>
-        <w:bidi w:val="0"/>
-        <w:spacing w:before="0" w:after="0"/>
-        <w:jc w:val="both"/>
-        <w:rPr>
-          <w:rFonts w:ascii="Calibri" w:hAnsi="Calibri"/>
-        </w:rPr>
-      </w:pPr>
-      <w:r>
-        <w:rPr>
-          <w:rFonts w:ascii="Calibri" w:hAnsi="Calibri"/>
-          <w:b w:val="false"/>
-          <w:bCs w:val="false"/>
-          <w:sz w:val="24"/>
-          <w:szCs w:val="24"/>
-          <w:lang w:val="pl-PL" w:eastAsia="zh-CN" w:bidi="hi-IN"/>
-        </w:rPr>
-        <w:t>W dwóch sąsiednich miasteczkach rada miejska chciała się dowiedzieć, co mieszkańcy sądzą o kontrolowaniu treści w internecie. W obu miasteczkach zorganizowano otwarte spotkanie — przyszli podobni ludzie, w podobnym wieku, o podobnych poglądach.</w:t>
-      </w:r>
-    </w:p>
-    <w:p>
-      <w:pPr>
-        <w:pStyle w:val="Normal"/>
-        <w:bidi w:val="0"/>
-        <w:spacing w:before="0" w:after="0"/>
-        <w:jc w:val="both"/>
-        <w:rPr>
-          <w:rFonts w:ascii="Calibri" w:hAnsi="Calibri"/>
-        </w:rPr>
-      </w:pPr>
-      <w:r>
-        <w:rPr>
-          <w:rFonts w:ascii="Calibri" w:hAnsi="Calibri"/>
-        </w:rPr>
-      </w:r>
-    </w:p>
-    <w:p>
-      <w:pPr>
-        <w:pStyle w:val="Normal"/>
-        <w:bidi w:val="0"/>
-        <w:spacing w:before="0" w:after="0"/>
-        <w:jc w:val="both"/>
-        <w:rPr>
-          <w:rFonts w:ascii="Calibri" w:hAnsi="Calibri"/>
-        </w:rPr>
-      </w:pPr>
-      <w:r>
-        <w:rPr>
-          <w:rFonts w:ascii="Calibri" w:hAnsi="Calibri"/>
-          <w:b w:val="false"/>
-          <w:bCs w:val="false"/>
-          <w:sz w:val="24"/>
-          <w:szCs w:val="24"/>
-          <w:lang w:val="pl-PL" w:eastAsia="zh-CN" w:bidi="hi-IN"/>
-        </w:rPr>
-        <w:t xml:space="preserve">W Miłoszycach na plakacie zapraszającym na spotkanie widniało pytanie: </w:t>
-      </w:r>
-      <w:r>
-        <w:rPr>
-          <w:rFonts w:ascii="Calibri" w:hAnsi="Calibri"/>
-          <w:b w:val="false"/>
-          <w:bCs w:val="false"/>
-          <w:i/>
-          <w:iCs/>
-          <w:sz w:val="24"/>
-          <w:szCs w:val="24"/>
-          <w:lang w:val="pl-PL" w:eastAsia="zh-CN" w:bidi="hi-IN"/>
-        </w:rPr>
-        <w:t>„Czy władze powinny mieć prawo ograniczać wolność wypowiedzi w internecie?"</w:t>
-      </w:r>
-      <w:r>
-        <w:rPr>
-          <w:rFonts w:ascii="Calibri" w:hAnsi="Calibri"/>
-          <w:b w:val="false"/>
-          <w:bCs w:val="false"/>
-          <w:sz w:val="24"/>
-          <w:szCs w:val="24"/>
-          <w:lang w:val="pl-PL" w:eastAsia="zh-CN" w:bidi="hi-IN"/>
-        </w:rPr>
-        <w:t>.</w:t>
-      </w:r>
-    </w:p>
-    <w:p>
-      <w:pPr>
-        <w:pStyle w:val="Normal"/>
-        <w:bidi w:val="0"/>
-        <w:spacing w:before="0" w:after="0"/>
-        <w:jc w:val="both"/>
-        <w:rPr>
-          <w:rFonts w:ascii="Calibri" w:hAnsi="Calibri"/>
-        </w:rPr>
-      </w:pPr>
-      <w:r>
-        <w:rPr>
-          <w:rFonts w:ascii="Calibri" w:hAnsi="Calibri"/>
-        </w:rPr>
-      </w:r>
-    </w:p>
-    <w:p>
-      <w:pPr>
-        <w:pStyle w:val="Normal"/>
-        <w:bidi w:val="0"/>
-        <w:spacing w:before="0" w:after="0"/>
-        <w:jc w:val="both"/>
-        <w:rPr>
-          <w:rFonts w:ascii="Calibri" w:hAnsi="Calibri"/>
-        </w:rPr>
-      </w:pPr>
-      <w:r>
-        <w:rPr>
-          <w:rFonts w:ascii="Calibri" w:hAnsi="Calibri"/>
-          <w:b w:val="false"/>
-          <w:bCs w:val="false"/>
-          <w:sz w:val="24"/>
-          <w:szCs w:val="24"/>
-          <w:lang w:val="pl-PL" w:eastAsia="zh-CN" w:bidi="hi-IN"/>
-        </w:rPr>
-        <w:t xml:space="preserve">W sąsiednich Grójcach plakat pytał: </w:t>
-      </w:r>
-      <w:r>
-        <w:rPr>
-          <w:rFonts w:ascii="Calibri" w:hAnsi="Calibri"/>
-          <w:b w:val="false"/>
-          <w:bCs w:val="false"/>
-          <w:i/>
-          <w:iCs/>
-          <w:sz w:val="24"/>
-          <w:szCs w:val="24"/>
-          <w:lang w:val="pl-PL" w:eastAsia="zh-CN" w:bidi="hi-IN"/>
-        </w:rPr>
-        <w:t>„Czy władze powinny mieć prawo usuwać hejt w internecie?"</w:t>
-      </w:r>
-      <w:r>
-        <w:rPr>
-          <w:rFonts w:ascii="Calibri" w:hAnsi="Calibri"/>
-          <w:b w:val="false"/>
-          <w:bCs w:val="false"/>
-          <w:sz w:val="24"/>
-          <w:szCs w:val="24"/>
-          <w:lang w:val="pl-PL" w:eastAsia="zh-CN" w:bidi="hi-IN"/>
-        </w:rPr>
-        <w:t>.</w:t>
-      </w:r>
-    </w:p>
-    <w:p>
-      <w:pPr>
-        <w:pStyle w:val="Normal"/>
-        <w:bidi w:val="0"/>
-        <w:spacing w:before="0" w:after="0"/>
-        <w:jc w:val="both"/>
-        <w:rPr>
-          <w:rFonts w:ascii="Calibri" w:hAnsi="Calibri"/>
-        </w:rPr>
-      </w:pPr>
-      <w:r>
-        <w:rPr>
-          <w:rFonts w:ascii="Calibri" w:hAnsi="Calibri"/>
-        </w:rPr>
-      </w:r>
-    </w:p>
-    <w:p>
-      <w:pPr>
-        <w:pStyle w:val="Normal"/>
-        <w:bidi w:val="0"/>
-        <w:spacing w:before="0" w:after="0"/>
-        <w:jc w:val="both"/>
-        <w:rPr>
-          <w:rFonts w:ascii="Calibri" w:hAnsi="Calibri"/>
-        </w:rPr>
-      </w:pPr>
-      <w:r>
-        <w:rPr>
-          <w:rFonts w:ascii="Calibri" w:hAnsi="Calibri"/>
-          <w:b w:val="false"/>
-          <w:bCs w:val="false"/>
-          <w:sz w:val="24"/>
-          <w:szCs w:val="24"/>
-          <w:lang w:val="pl-PL" w:eastAsia="zh-CN" w:bidi="hi-IN"/>
-        </w:rPr>
-        <w:t>Po spotkaniach w obu miasteczkach przeprowadzono ankietę. W Miłoszycach większość mieszkańców była przeciwko. W Grójcach — większość była za.</w:t>
-      </w:r>
-    </w:p>
-    <w:p>
-      <w:pPr>
-        <w:pStyle w:val="Normal"/>
-        <w:bidi w:val="0"/>
-        <w:spacing w:before="0" w:after="0"/>
-        <w:jc w:val="both"/>
-        <w:rPr>
-          <w:rFonts w:ascii="Calibri" w:hAnsi="Calibri"/>
-          <w:lang w:val="pl-PL" w:eastAsia="zh-CN" w:bidi="hi-IN"/>
-        </w:rPr>
-      </w:pPr>
-      <w:r>
-        <w:rPr>
-          <w:rFonts w:ascii="Calibri" w:hAnsi="Calibri"/>
-          <w:lang w:val="pl-PL" w:eastAsia="zh-CN" w:bidi="hi-IN"/>
-        </w:rPr>
-      </w:r>
-    </w:p>
-    <w:p>
-      <w:pPr>
-        <w:pStyle w:val="Normal"/>
-        <w:bidi w:val="0"/>
-        <w:jc w:val="both"/>
-        <w:rPr>
-          <w:rFonts w:ascii="Calibri" w:hAnsi="Calibri"/>
-          <w:b w:val="false"/>
-          <w:bCs w:val="false"/>
-          <w:i/>
-          <w:iCs/>
-          <w:sz w:val="24"/>
-          <w:szCs w:val="24"/>
-          <w:lang w:val="pl-PL" w:eastAsia="zh-CN" w:bidi="hi-IN"/>
-        </w:rPr>
-      </w:pPr>
-      <w:r>
-        <w:rPr>
-          <w:rFonts w:ascii="Calibri" w:hAnsi="Calibri"/>
-          <w:b w:val="false"/>
-          <w:bCs w:val="false"/>
-          <w:i/>
-          <w:iCs/>
-          <w:sz w:val="24"/>
-          <w:szCs w:val="24"/>
-          <w:lang w:val="pl-PL" w:eastAsia="zh-CN" w:bidi="hi-IN"/>
-        </w:rPr>
-      </w:r>
-    </w:p>
-    <w:p>
-      <w:pPr>
-        <w:pStyle w:val="Normal"/>
-        <w:bidi w:val="0"/>
-        <w:jc w:val="both"/>
-        <w:rPr>
-          <w:rFonts w:ascii="Calibri" w:hAnsi="Calibri"/>
-        </w:rPr>
-      </w:pPr>
-      <w:r>
-        <w:rPr>
-          <w:rFonts w:ascii="Calibri" w:hAnsi="Calibri"/>
-          <w:b w:val="false"/>
-          <w:bCs w:val="false"/>
-          <w:sz w:val="24"/>
-          <w:szCs w:val="24"/>
-          <w:u w:val="single"/>
-          <w:lang w:val="pl-PL" w:eastAsia="zh-CN" w:bidi="hi-IN"/>
-        </w:rPr>
-        <w:t>Pytanie:</w:t>
-      </w:r>
-    </w:p>
-    <w:p>
-      <w:pPr>
-        <w:pStyle w:val="Normal"/>
-        <w:bidi w:val="0"/>
-        <w:jc w:val="both"/>
-        <w:rPr>
-          <w:rFonts w:ascii="Calibri" w:hAnsi="Calibri"/>
-        </w:rPr>
-      </w:pPr>
-      <w:r>
-        <w:rPr>
-          <w:rFonts w:ascii="Calibri" w:hAnsi="Calibri"/>
-          <w:b w:val="false"/>
-          <w:bCs w:val="false"/>
-          <w:i/>
-          <w:iCs/>
-          <w:sz w:val="24"/>
-          <w:szCs w:val="24"/>
-          <w:lang w:val="pl-PL" w:eastAsia="zh-CN" w:bidi="hi-IN"/>
-        </w:rPr>
-        <w:t>Które mechanizmy duchowości odpowiadają za różnicę w opinii między mieszkańcami Miłoszyc i Grójców?</w:t>
-      </w:r>
-    </w:p>
-    <w:p>
-      <w:pPr>
-        <w:pStyle w:val="Normal"/>
-        <w:bidi w:val="0"/>
-        <w:jc w:val="both"/>
-        <w:rPr>
-          <w:rFonts w:ascii="Calibri" w:hAnsi="Calibri"/>
-          <w:b/>
-          <w:bCs/>
-          <w:sz w:val="24"/>
-          <w:szCs w:val="24"/>
-          <w:lang w:val="pl-PL" w:eastAsia="zh-CN" w:bidi="hi-IN"/>
-        </w:rPr>
-      </w:pPr>
-      <w:r>
-        <w:rPr>
-          <w:rFonts w:ascii="Calibri" w:hAnsi="Calibri"/>
         </w:rPr>
       </w:r>
     </w:p>
@@ -10076,558 +9854,563 @@
       <w:r>
         <w:rPr>
           <w:rFonts w:ascii="Calibri" w:hAnsi="Calibri"/>
+        </w:rPr>
+      </w:r>
+      <w:r>
+        <w:br w:type="page"/>
+      </w:r>
+    </w:p>
+    <w:p>
+      <w:pPr>
+        <w:pStyle w:val="Normal"/>
+        <w:bidi w:val="0"/>
+        <w:spacing w:before="0" w:after="0"/>
+        <w:jc w:val="both"/>
+        <w:rPr>
+          <w:rFonts w:ascii="Calibri" w:hAnsi="Calibri"/>
+          <w:b w:val="false"/>
+          <w:bCs w:val="false"/>
+          <w:sz w:val="24"/>
+          <w:szCs w:val="24"/>
+          <w:lang w:val="pl-PL" w:eastAsia="zh-CN" w:bidi="hi-IN"/>
+        </w:rPr>
+      </w:pPr>
+      <w:r>
+        <w:rPr>
+          <w:rFonts w:ascii="Calibri" w:hAnsi="Calibri"/>
+          <w:b w:val="false"/>
+          <w:bCs w:val="false"/>
+          <w:sz w:val="24"/>
+          <w:szCs w:val="24"/>
+          <w:lang w:val="pl-PL" w:eastAsia="zh-CN" w:bidi="hi-IN"/>
+        </w:rPr>
+        <w:t>Franek od dawna miał trudne relacje z rodzicami. W technikum pokłócili się tak poważnie, że wyrzucili go z domu. Musial się uniezależnić: poszedł do jakiejś roboty, ale szybko zauważył, że o wiele więcej można zarobić naciągając i oszukując ludzi.</w:t>
+      </w:r>
+    </w:p>
+    <w:p>
+      <w:pPr>
+        <w:pStyle w:val="Normal"/>
+        <w:bidi w:val="0"/>
+        <w:jc w:val="both"/>
+        <w:rPr>
+          <w:rFonts w:ascii="Calibri" w:hAnsi="Calibri"/>
+          <w:b w:val="false"/>
+          <w:bCs w:val="false"/>
+          <w:sz w:val="24"/>
+          <w:szCs w:val="24"/>
+          <w:lang w:val="pl-PL" w:eastAsia="zh-CN" w:bidi="hi-IN"/>
+        </w:rPr>
+      </w:pPr>
+      <w:r>
+        <w:rPr>
+          <w:rFonts w:ascii="Calibri" w:hAnsi="Calibri"/>
+          <w:b w:val="false"/>
+          <w:bCs w:val="false"/>
+          <w:sz w:val="24"/>
+          <w:szCs w:val="24"/>
+          <w:lang w:val="pl-PL" w:eastAsia="zh-CN" w:bidi="hi-IN"/>
+        </w:rPr>
+      </w:r>
+    </w:p>
+    <w:p>
+      <w:pPr>
+        <w:pStyle w:val="Normal"/>
+        <w:bidi w:val="0"/>
+        <w:jc w:val="both"/>
+        <w:rPr>
+          <w:rFonts w:ascii="Calibri" w:hAnsi="Calibri"/>
+          <w:b w:val="false"/>
+          <w:bCs w:val="false"/>
+          <w:sz w:val="24"/>
+          <w:szCs w:val="24"/>
+          <w:lang w:val="pl-PL" w:eastAsia="zh-CN" w:bidi="hi-IN"/>
+        </w:rPr>
+      </w:pPr>
+      <w:r>
+        <w:rPr>
+          <w:rFonts w:ascii="Calibri" w:hAnsi="Calibri"/>
+          <w:b w:val="false"/>
+          <w:bCs w:val="false"/>
+          <w:sz w:val="24"/>
+          <w:szCs w:val="24"/>
+          <w:lang w:val="pl-PL" w:eastAsia="zh-CN" w:bidi="hi-IN"/>
+        </w:rPr>
+        <w:t>Żył w szemranym światku już dwa lata, gdy pewnego dnia dowiedział się przypadkiem, że miesiąc wcześniej zmarła jego mama. Nikt go nie poinformował.</w:t>
+      </w:r>
+    </w:p>
+    <w:p>
+      <w:pPr>
+        <w:pStyle w:val="Normal"/>
+        <w:bidi w:val="0"/>
+        <w:jc w:val="both"/>
+        <w:rPr>
+          <w:rFonts w:ascii="Calibri" w:hAnsi="Calibri"/>
+          <w:b w:val="false"/>
+          <w:bCs w:val="false"/>
+          <w:sz w:val="24"/>
+          <w:szCs w:val="24"/>
+          <w:lang w:val="pl-PL" w:eastAsia="zh-CN" w:bidi="hi-IN"/>
+        </w:rPr>
+      </w:pPr>
+      <w:r>
+        <w:rPr>
+          <w:rFonts w:ascii="Calibri" w:hAnsi="Calibri"/>
+          <w:b w:val="false"/>
+          <w:bCs w:val="false"/>
+          <w:sz w:val="24"/>
+          <w:szCs w:val="24"/>
+          <w:lang w:val="pl-PL" w:eastAsia="zh-CN" w:bidi="hi-IN"/>
+        </w:rPr>
+      </w:r>
+    </w:p>
+    <w:p>
+      <w:pPr>
+        <w:pStyle w:val="Normal"/>
+        <w:bidi w:val="0"/>
+        <w:jc w:val="both"/>
+        <w:rPr>
+          <w:rFonts w:ascii="Calibri" w:hAnsi="Calibri"/>
+          <w:b w:val="false"/>
+          <w:bCs w:val="false"/>
+          <w:sz w:val="24"/>
+          <w:szCs w:val="24"/>
+          <w:lang w:val="pl-PL" w:eastAsia="zh-CN" w:bidi="hi-IN"/>
+        </w:rPr>
+      </w:pPr>
+      <w:r>
+        <w:rPr>
+          <w:rFonts w:ascii="Calibri" w:hAnsi="Calibri"/>
+          <w:b w:val="false"/>
+          <w:bCs w:val="false"/>
+          <w:sz w:val="24"/>
+          <w:szCs w:val="24"/>
+          <w:lang w:val="pl-PL" w:eastAsia="zh-CN" w:bidi="hi-IN"/>
+        </w:rPr>
+        <w:t>Zszokowany i nieostrożny, popełnił fatalny błąd i dał się odnaleźć jednemu z tych, których oszukał: bratu kolegi z technikum. Pół roku temu wyrolował go na pięć tysięcy złotych.</w:t>
+      </w:r>
+    </w:p>
+    <w:p>
+      <w:pPr>
+        <w:pStyle w:val="Normal"/>
+        <w:bidi w:val="0"/>
+        <w:jc w:val="both"/>
+        <w:rPr>
+          <w:rFonts w:ascii="Calibri" w:hAnsi="Calibri"/>
+          <w:b w:val="false"/>
+          <w:bCs w:val="false"/>
+          <w:sz w:val="24"/>
+          <w:szCs w:val="24"/>
+          <w:lang w:val="pl-PL" w:eastAsia="zh-CN" w:bidi="hi-IN"/>
+        </w:rPr>
+      </w:pPr>
+      <w:r>
+        <w:rPr>
+          <w:rFonts w:ascii="Calibri" w:hAnsi="Calibri"/>
+          <w:b w:val="false"/>
+          <w:bCs w:val="false"/>
+          <w:sz w:val="24"/>
+          <w:szCs w:val="24"/>
+          <w:lang w:val="pl-PL" w:eastAsia="zh-CN" w:bidi="hi-IN"/>
+        </w:rPr>
+      </w:r>
+    </w:p>
+    <w:p>
+      <w:pPr>
+        <w:pStyle w:val="Normal"/>
+        <w:bidi w:val="0"/>
+        <w:jc w:val="both"/>
+        <w:rPr>
+          <w:rFonts w:ascii="Calibri" w:hAnsi="Calibri"/>
+          <w:b w:val="false"/>
+          <w:bCs w:val="false"/>
+          <w:sz w:val="24"/>
+          <w:szCs w:val="24"/>
+          <w:lang w:val="pl-PL" w:eastAsia="zh-CN" w:bidi="hi-IN"/>
+        </w:rPr>
+      </w:pPr>
+      <w:r>
+        <w:rPr>
+          <w:rFonts w:ascii="Calibri" w:hAnsi="Calibri"/>
+          <w:b w:val="false"/>
+          <w:bCs w:val="false"/>
+          <w:sz w:val="24"/>
+          <w:szCs w:val="24"/>
+          <w:lang w:val="pl-PL" w:eastAsia="zh-CN" w:bidi="hi-IN"/>
+        </w:rPr>
+        <w:t>Franek był zdruzgotany. Wiedział, że czeka odsiadka.</w:t>
+      </w:r>
+    </w:p>
+    <w:p>
+      <w:pPr>
+        <w:pStyle w:val="Normal"/>
+        <w:bidi w:val="0"/>
+        <w:jc w:val="both"/>
+        <w:rPr>
+          <w:rFonts w:ascii="Calibri" w:hAnsi="Calibri"/>
+          <w:b w:val="false"/>
+          <w:bCs w:val="false"/>
+          <w:sz w:val="24"/>
+          <w:szCs w:val="24"/>
+          <w:lang w:val="pl-PL" w:eastAsia="zh-CN" w:bidi="hi-IN"/>
+        </w:rPr>
+      </w:pPr>
+      <w:r>
+        <w:rPr>
+          <w:rFonts w:ascii="Calibri" w:hAnsi="Calibri"/>
+          <w:b w:val="false"/>
+          <w:bCs w:val="false"/>
+          <w:sz w:val="24"/>
+          <w:szCs w:val="24"/>
+          <w:lang w:val="pl-PL" w:eastAsia="zh-CN" w:bidi="hi-IN"/>
+        </w:rPr>
+      </w:r>
+    </w:p>
+    <w:p>
+      <w:pPr>
+        <w:pStyle w:val="Normal"/>
+        <w:bidi w:val="0"/>
+        <w:jc w:val="both"/>
+        <w:rPr>
+          <w:rFonts w:ascii="Calibri" w:hAnsi="Calibri"/>
+          <w:b w:val="false"/>
+          <w:bCs w:val="false"/>
+          <w:sz w:val="24"/>
+          <w:szCs w:val="24"/>
+          <w:lang w:val="pl-PL" w:eastAsia="zh-CN" w:bidi="hi-IN"/>
+        </w:rPr>
+      </w:pPr>
+      <w:r>
+        <w:rPr>
+          <w:rFonts w:ascii="Calibri" w:hAnsi="Calibri"/>
+          <w:b w:val="false"/>
+          <w:bCs w:val="false"/>
+          <w:sz w:val="24"/>
+          <w:szCs w:val="24"/>
+          <w:lang w:val="pl-PL" w:eastAsia="zh-CN" w:bidi="hi-IN"/>
+        </w:rPr>
+        <w:t>Nazajutrz obudziło go pukanie do drzwi. Był pewien, że to policja, ale nie: stanął przed nim brat kumpla z technikum. Wszedł do środka i zamknął za sobą drzwi.</w:t>
+      </w:r>
+    </w:p>
+    <w:p>
+      <w:pPr>
+        <w:pStyle w:val="Normal"/>
+        <w:bidi w:val="0"/>
+        <w:jc w:val="both"/>
+        <w:rPr>
+          <w:rFonts w:ascii="Calibri" w:hAnsi="Calibri"/>
+          <w:b w:val="false"/>
+          <w:bCs w:val="false"/>
+          <w:sz w:val="24"/>
+          <w:szCs w:val="24"/>
+          <w:lang w:val="pl-PL" w:eastAsia="zh-CN" w:bidi="hi-IN"/>
+        </w:rPr>
+      </w:pPr>
+      <w:r>
+        <w:rPr>
+          <w:rFonts w:ascii="Calibri" w:hAnsi="Calibri"/>
+          <w:b w:val="false"/>
+          <w:bCs w:val="false"/>
+          <w:sz w:val="24"/>
+          <w:szCs w:val="24"/>
+          <w:lang w:val="pl-PL" w:eastAsia="zh-CN" w:bidi="hi-IN"/>
+        </w:rPr>
+      </w:r>
+    </w:p>
+    <w:p>
+      <w:pPr>
+        <w:pStyle w:val="Normal"/>
+        <w:bidi w:val="0"/>
+        <w:jc w:val="both"/>
+        <w:rPr>
+          <w:rFonts w:ascii="Calibri" w:hAnsi="Calibri"/>
+          <w:b w:val="false"/>
+          <w:bCs w:val="false"/>
+          <w:sz w:val="24"/>
+          <w:szCs w:val="24"/>
+          <w:lang w:val="pl-PL" w:eastAsia="zh-CN" w:bidi="hi-IN"/>
+        </w:rPr>
+      </w:pPr>
+      <w:r>
+        <w:rPr>
+          <w:rFonts w:ascii="Calibri" w:hAnsi="Calibri"/>
+          <w:b w:val="false"/>
+          <w:bCs w:val="false"/>
+          <w:sz w:val="24"/>
+          <w:szCs w:val="24"/>
+          <w:lang w:val="pl-PL" w:eastAsia="zh-CN" w:bidi="hi-IN"/>
+        </w:rPr>
+        <w:t>- Mój pies jest lepszym złodziejem od Ciebie – rzucił do Franka. – W jeden dzień odnalazłem większość osób, które skroiłeś. Oddałem im pieniądze. Powiedziałem każdemu, że to było „nieporozumienie", że prosiłeś mnie o pomoc, a ja pomyliłem adresy.</w:t>
+      </w:r>
+    </w:p>
+    <w:p>
+      <w:pPr>
+        <w:pStyle w:val="Normal"/>
+        <w:bidi w:val="0"/>
+        <w:jc w:val="both"/>
+        <w:rPr>
+          <w:rFonts w:ascii="Calibri" w:hAnsi="Calibri"/>
+          <w:b w:val="false"/>
+          <w:bCs w:val="false"/>
+          <w:sz w:val="24"/>
+          <w:szCs w:val="24"/>
+          <w:lang w:val="pl-PL" w:eastAsia="zh-CN" w:bidi="hi-IN"/>
+        </w:rPr>
+      </w:pPr>
+      <w:r>
+        <w:rPr>
+          <w:rFonts w:ascii="Calibri" w:hAnsi="Calibri"/>
+          <w:b w:val="false"/>
+          <w:bCs w:val="false"/>
+          <w:sz w:val="24"/>
+          <w:szCs w:val="24"/>
+          <w:lang w:val="pl-PL" w:eastAsia="zh-CN" w:bidi="hi-IN"/>
+        </w:rPr>
+      </w:r>
+    </w:p>
+    <w:p>
+      <w:pPr>
+        <w:pStyle w:val="Normal"/>
+        <w:bidi w:val="0"/>
+        <w:jc w:val="both"/>
+        <w:rPr>
+          <w:rFonts w:ascii="Calibri" w:hAnsi="Calibri"/>
+          <w:b w:val="false"/>
+          <w:bCs w:val="false"/>
+          <w:sz w:val="24"/>
+          <w:szCs w:val="24"/>
+          <w:lang w:val="pl-PL" w:eastAsia="zh-CN" w:bidi="hi-IN"/>
+        </w:rPr>
+      </w:pPr>
+      <w:r>
+        <w:rPr>
+          <w:rFonts w:ascii="Calibri" w:hAnsi="Calibri"/>
+          <w:b w:val="false"/>
+          <w:bCs w:val="false"/>
+          <w:sz w:val="24"/>
+          <w:szCs w:val="24"/>
+          <w:lang w:val="pl-PL" w:eastAsia="zh-CN" w:bidi="hi-IN"/>
+        </w:rPr>
+        <w:t>Franek nie wierzył w to, co słyszał.</w:t>
+      </w:r>
+    </w:p>
+    <w:p>
+      <w:pPr>
+        <w:pStyle w:val="Normal"/>
+        <w:bidi w:val="0"/>
+        <w:jc w:val="both"/>
+        <w:rPr>
+          <w:rFonts w:ascii="Calibri" w:hAnsi="Calibri"/>
+          <w:b w:val="false"/>
+          <w:bCs w:val="false"/>
+          <w:sz w:val="24"/>
+          <w:szCs w:val="24"/>
+          <w:lang w:val="pl-PL" w:eastAsia="zh-CN" w:bidi="hi-IN"/>
+        </w:rPr>
+      </w:pPr>
+      <w:r>
+        <w:rPr>
+          <w:rFonts w:ascii="Calibri" w:hAnsi="Calibri"/>
+          <w:b w:val="false"/>
+          <w:bCs w:val="false"/>
+          <w:sz w:val="24"/>
+          <w:szCs w:val="24"/>
+          <w:lang w:val="pl-PL" w:eastAsia="zh-CN" w:bidi="hi-IN"/>
+        </w:rPr>
+      </w:r>
+    </w:p>
+    <w:p>
+      <w:pPr>
+        <w:pStyle w:val="Normal"/>
+        <w:bidi w:val="0"/>
+        <w:jc w:val="both"/>
+        <w:rPr>
+          <w:rFonts w:ascii="Calibri" w:hAnsi="Calibri"/>
+          <w:b w:val="false"/>
+          <w:bCs w:val="false"/>
+          <w:sz w:val="24"/>
+          <w:szCs w:val="24"/>
+          <w:lang w:val="pl-PL" w:eastAsia="zh-CN" w:bidi="hi-IN"/>
+        </w:rPr>
+      </w:pPr>
+      <w:r>
+        <w:rPr>
+          <w:rFonts w:ascii="Calibri" w:hAnsi="Calibri"/>
+          <w:b w:val="false"/>
+          <w:bCs w:val="false"/>
+          <w:sz w:val="24"/>
+          <w:szCs w:val="24"/>
+          <w:lang w:val="pl-PL" w:eastAsia="zh-CN" w:bidi="hi-IN"/>
+        </w:rPr>
+        <w:t>- Słuchaj, Franek. Wiem o twojej rodzinie i o śmierci mamy. Przez ostatni miesiąc zarobiłem więcej niż ty nakradłeś przez dwa lata – więc pozwól, że zapomnę o moich krzywdach, opłacę ci pokój na kolejny rok, a ty skończysz szkołę i zajmiesz się czymś legalnym.</w:t>
+      </w:r>
+    </w:p>
+    <w:p>
+      <w:pPr>
+        <w:pStyle w:val="Normal"/>
+        <w:bidi w:val="0"/>
+        <w:jc w:val="both"/>
+        <w:rPr>
+          <w:rFonts w:ascii="Calibri" w:hAnsi="Calibri"/>
+          <w:b w:val="false"/>
+          <w:bCs w:val="false"/>
+          <w:sz w:val="24"/>
+          <w:szCs w:val="24"/>
+          <w:lang w:val="pl-PL" w:eastAsia="zh-CN" w:bidi="hi-IN"/>
+        </w:rPr>
+      </w:pPr>
+      <w:r>
+        <w:rPr>
+          <w:rFonts w:ascii="Calibri" w:hAnsi="Calibri"/>
+          <w:b w:val="false"/>
+          <w:bCs w:val="false"/>
+          <w:sz w:val="24"/>
+          <w:szCs w:val="24"/>
+          <w:lang w:val="pl-PL" w:eastAsia="zh-CN" w:bidi="hi-IN"/>
+        </w:rPr>
+      </w:r>
+    </w:p>
+    <w:p>
+      <w:pPr>
+        <w:pStyle w:val="Normal"/>
+        <w:bidi w:val="0"/>
+        <w:jc w:val="both"/>
+        <w:rPr>
+          <w:rFonts w:ascii="Calibri" w:hAnsi="Calibri"/>
+          <w:b w:val="false"/>
+          <w:bCs w:val="false"/>
+          <w:sz w:val="24"/>
+          <w:szCs w:val="24"/>
+          <w:lang w:val="pl-PL" w:eastAsia="zh-CN" w:bidi="hi-IN"/>
+        </w:rPr>
+      </w:pPr>
+      <w:r>
+        <w:rPr>
+          <w:rFonts w:ascii="Calibri" w:hAnsi="Calibri"/>
+          <w:b w:val="false"/>
+          <w:bCs w:val="false"/>
+          <w:sz w:val="24"/>
+          <w:szCs w:val="24"/>
+          <w:lang w:val="pl-PL" w:eastAsia="zh-CN" w:bidi="hi-IN"/>
+        </w:rPr>
+        <w:t>Franek nigdy już nie był taki sam. Wrócił do szkoły, pogodził się z ojcem. Najdłużej zajęło mu wybaczenie samemu sobie, że nie był na pogrzebie mamy — ale i to w końcu nastąpiło. Doświadczenie przebaczenia stało się najważniejszym wyznacznikiem jego postępowania do końca życia.</w:t>
+      </w:r>
+    </w:p>
+    <w:p>
+      <w:pPr>
+        <w:pStyle w:val="Normal"/>
+        <w:bidi w:val="0"/>
+        <w:jc w:val="both"/>
+        <w:rPr>
+          <w:rFonts w:ascii="Calibri" w:hAnsi="Calibri"/>
+          <w:b w:val="false"/>
+          <w:bCs w:val="false"/>
+          <w:i/>
+          <w:iCs/>
+          <w:sz w:val="24"/>
+          <w:szCs w:val="24"/>
+        </w:rPr>
+      </w:pPr>
+      <w:r>
+        <w:rPr>
+          <w:rFonts w:ascii="Calibri" w:hAnsi="Calibri"/>
+          <w:b w:val="false"/>
+          <w:bCs w:val="false"/>
+          <w:i/>
+          <w:iCs/>
+          <w:sz w:val="24"/>
+          <w:szCs w:val="24"/>
+        </w:rPr>
+      </w:r>
+    </w:p>
+    <w:p>
+      <w:pPr>
+        <w:pStyle w:val="Normal"/>
+        <w:bidi w:val="0"/>
+        <w:jc w:val="both"/>
+        <w:rPr>
+          <w:rFonts w:ascii="Calibri" w:hAnsi="Calibri"/>
+          <w:b w:val="false"/>
+          <w:bCs w:val="false"/>
+          <w:i/>
+          <w:iCs/>
+          <w:sz w:val="24"/>
+          <w:szCs w:val="24"/>
+          <w:lang w:val="pl-PL" w:eastAsia="zh-CN" w:bidi="hi-IN"/>
+        </w:rPr>
+      </w:pPr>
+      <w:r>
+        <w:rPr>
+          <w:rFonts w:ascii="Calibri" w:hAnsi="Calibri"/>
+          <w:b w:val="false"/>
+          <w:bCs w:val="false"/>
+          <w:i/>
+          <w:iCs/>
+          <w:sz w:val="24"/>
+          <w:szCs w:val="24"/>
+          <w:lang w:val="pl-PL" w:eastAsia="zh-CN" w:bidi="hi-IN"/>
+        </w:rPr>
+      </w:r>
+    </w:p>
+    <w:p>
+      <w:pPr>
+        <w:pStyle w:val="Normal"/>
+        <w:bidi w:val="0"/>
+        <w:jc w:val="both"/>
+        <w:rPr>
+          <w:rFonts w:ascii="Calibri" w:hAnsi="Calibri"/>
+        </w:rPr>
+      </w:pPr>
+      <w:r>
+        <w:rPr>
+          <w:rFonts w:ascii="Calibri" w:hAnsi="Calibri"/>
+          <w:b w:val="false"/>
+          <w:bCs w:val="false"/>
+          <w:sz w:val="24"/>
+          <w:szCs w:val="24"/>
+          <w:u w:val="single"/>
+          <w:lang w:val="pl-PL" w:eastAsia="zh-CN" w:bidi="hi-IN"/>
+        </w:rPr>
+        <w:t>Pytanie:</w:t>
+      </w:r>
+    </w:p>
+    <w:p>
+      <w:pPr>
+        <w:pStyle w:val="Normal"/>
+        <w:bidi w:val="0"/>
+        <w:jc w:val="both"/>
+        <w:rPr>
+          <w:rFonts w:ascii="Calibri" w:hAnsi="Calibri"/>
+        </w:rPr>
+      </w:pPr>
+      <w:r>
+        <w:rPr>
+          <w:rFonts w:ascii="Calibri" w:hAnsi="Calibri"/>
+          <w:b w:val="false"/>
+          <w:bCs w:val="false"/>
+          <w:i/>
+          <w:iCs/>
+          <w:sz w:val="24"/>
+          <w:szCs w:val="24"/>
+          <w:lang w:val="pl-PL" w:eastAsia="zh-CN" w:bidi="hi-IN"/>
+        </w:rPr>
+        <w:t>Q: Które mechanizmy kształtowania duchowości sprawiły, że Franek uważa przebaczanie za tak ważne?</w:t>
+      </w:r>
+    </w:p>
+    <w:p>
+      <w:pPr>
+        <w:pStyle w:val="Normal"/>
+        <w:bidi w:val="0"/>
+        <w:jc w:val="both"/>
+        <w:rPr>
+          <w:rFonts w:ascii="Calibri" w:hAnsi="Calibri"/>
           <w:b/>
           <w:bCs/>
           <w:sz w:val="24"/>
           <w:szCs w:val="24"/>
           <w:lang w:val="pl-PL" w:eastAsia="zh-CN" w:bidi="hi-IN"/>
         </w:rPr>
-      </w:r>
-      <w:r>
-        <w:br w:type="page"/>
-      </w:r>
-    </w:p>
-    <w:p>
-      <w:pPr>
-        <w:pStyle w:val="Normal"/>
-        <w:bidi w:val="0"/>
-        <w:spacing w:before="0" w:after="0"/>
-        <w:jc w:val="both"/>
-        <w:rPr>
-          <w:rFonts w:ascii="Calibri" w:hAnsi="Calibri"/>
-          <w:b w:val="false"/>
-          <w:bCs w:val="false"/>
-          <w:sz w:val="24"/>
-          <w:szCs w:val="24"/>
-          <w:lang w:val="pl-PL" w:eastAsia="zh-CN" w:bidi="hi-IN"/>
-        </w:rPr>
-      </w:pPr>
-      <w:r>
-        <w:rPr>
-          <w:rFonts w:ascii="Calibri" w:hAnsi="Calibri"/>
-          <w:b w:val="false"/>
-          <w:bCs w:val="false"/>
-          <w:sz w:val="24"/>
-          <w:szCs w:val="24"/>
-          <w:lang w:val="pl-PL" w:eastAsia="zh-CN" w:bidi="hi-IN"/>
-        </w:rPr>
-        <w:t>Franek od dawna miał trudne relacje z rodzicami. W technikum pokłócili się tak poważnie, że wyrzucili go z domu. Musial się uniezależnić: poszedł do jakiejś roboty, ale szybko zauważył, że o wiele więcej można zarobić naciągając i oszukując ludzi.</w:t>
-      </w:r>
-    </w:p>
-    <w:p>
-      <w:pPr>
-        <w:pStyle w:val="Normal"/>
-        <w:bidi w:val="0"/>
-        <w:jc w:val="both"/>
-        <w:rPr>
-          <w:rFonts w:ascii="Calibri" w:hAnsi="Calibri"/>
-          <w:b w:val="false"/>
-          <w:bCs w:val="false"/>
-          <w:sz w:val="24"/>
-          <w:szCs w:val="24"/>
-          <w:lang w:val="pl-PL" w:eastAsia="zh-CN" w:bidi="hi-IN"/>
-        </w:rPr>
-      </w:pPr>
-      <w:r>
-        <w:rPr>
-          <w:rFonts w:ascii="Calibri" w:hAnsi="Calibri"/>
-          <w:b w:val="false"/>
-          <w:bCs w:val="false"/>
-          <w:sz w:val="24"/>
-          <w:szCs w:val="24"/>
-          <w:lang w:val="pl-PL" w:eastAsia="zh-CN" w:bidi="hi-IN"/>
-        </w:rPr>
-      </w:r>
-    </w:p>
-    <w:p>
-      <w:pPr>
-        <w:pStyle w:val="Normal"/>
-        <w:bidi w:val="0"/>
-        <w:jc w:val="both"/>
-        <w:rPr>
-          <w:rFonts w:ascii="Calibri" w:hAnsi="Calibri"/>
-          <w:b w:val="false"/>
-          <w:bCs w:val="false"/>
-          <w:sz w:val="24"/>
-          <w:szCs w:val="24"/>
-          <w:lang w:val="pl-PL" w:eastAsia="zh-CN" w:bidi="hi-IN"/>
-        </w:rPr>
-      </w:pPr>
-      <w:r>
-        <w:rPr>
-          <w:rFonts w:ascii="Calibri" w:hAnsi="Calibri"/>
-          <w:b w:val="false"/>
-          <w:bCs w:val="false"/>
-          <w:sz w:val="24"/>
-          <w:szCs w:val="24"/>
-          <w:lang w:val="pl-PL" w:eastAsia="zh-CN" w:bidi="hi-IN"/>
-        </w:rPr>
-        <w:t>Żył w szemranym światku już dwa lata, gdy pewnego dnia dowiedział się przypadkiem, że miesiąc wcześniej zmarła jego mama. Nikt go nie poinformował.</w:t>
-      </w:r>
-    </w:p>
-    <w:p>
-      <w:pPr>
-        <w:pStyle w:val="Normal"/>
-        <w:bidi w:val="0"/>
-        <w:jc w:val="both"/>
-        <w:rPr>
-          <w:rFonts w:ascii="Calibri" w:hAnsi="Calibri"/>
-          <w:b w:val="false"/>
-          <w:bCs w:val="false"/>
-          <w:sz w:val="24"/>
-          <w:szCs w:val="24"/>
-          <w:lang w:val="pl-PL" w:eastAsia="zh-CN" w:bidi="hi-IN"/>
-        </w:rPr>
-      </w:pPr>
-      <w:r>
-        <w:rPr>
-          <w:rFonts w:ascii="Calibri" w:hAnsi="Calibri"/>
-          <w:b w:val="false"/>
-          <w:bCs w:val="false"/>
-          <w:sz w:val="24"/>
-          <w:szCs w:val="24"/>
-          <w:lang w:val="pl-PL" w:eastAsia="zh-CN" w:bidi="hi-IN"/>
-        </w:rPr>
-      </w:r>
-    </w:p>
-    <w:p>
-      <w:pPr>
-        <w:pStyle w:val="Normal"/>
-        <w:bidi w:val="0"/>
-        <w:jc w:val="both"/>
-        <w:rPr>
-          <w:rFonts w:ascii="Calibri" w:hAnsi="Calibri"/>
-          <w:b w:val="false"/>
-          <w:bCs w:val="false"/>
-          <w:sz w:val="24"/>
-          <w:szCs w:val="24"/>
-          <w:lang w:val="pl-PL" w:eastAsia="zh-CN" w:bidi="hi-IN"/>
-        </w:rPr>
-      </w:pPr>
-      <w:r>
-        <w:rPr>
-          <w:rFonts w:ascii="Calibri" w:hAnsi="Calibri"/>
-          <w:b w:val="false"/>
-          <w:bCs w:val="false"/>
-          <w:sz w:val="24"/>
-          <w:szCs w:val="24"/>
-          <w:lang w:val="pl-PL" w:eastAsia="zh-CN" w:bidi="hi-IN"/>
-        </w:rPr>
-        <w:t>Zszokowany i nieostrożny, popełnił fatalny błąd i dał się odnaleźć jednemu z tych, których oszukał: bratu kolegi z technikum. Pół roku temu wyrolował go na pięć tysięcy złotych.</w:t>
-      </w:r>
-    </w:p>
-    <w:p>
-      <w:pPr>
-        <w:pStyle w:val="Normal"/>
-        <w:bidi w:val="0"/>
-        <w:jc w:val="both"/>
-        <w:rPr>
-          <w:rFonts w:ascii="Calibri" w:hAnsi="Calibri"/>
-          <w:b w:val="false"/>
-          <w:bCs w:val="false"/>
-          <w:sz w:val="24"/>
-          <w:szCs w:val="24"/>
-          <w:lang w:val="pl-PL" w:eastAsia="zh-CN" w:bidi="hi-IN"/>
-        </w:rPr>
-      </w:pPr>
-      <w:r>
-        <w:rPr>
-          <w:rFonts w:ascii="Calibri" w:hAnsi="Calibri"/>
-          <w:b w:val="false"/>
-          <w:bCs w:val="false"/>
-          <w:sz w:val="24"/>
-          <w:szCs w:val="24"/>
-          <w:lang w:val="pl-PL" w:eastAsia="zh-CN" w:bidi="hi-IN"/>
-        </w:rPr>
-      </w:r>
-    </w:p>
-    <w:p>
-      <w:pPr>
-        <w:pStyle w:val="Normal"/>
-        <w:bidi w:val="0"/>
-        <w:jc w:val="both"/>
-        <w:rPr>
-          <w:rFonts w:ascii="Calibri" w:hAnsi="Calibri"/>
-          <w:b w:val="false"/>
-          <w:bCs w:val="false"/>
-          <w:sz w:val="24"/>
-          <w:szCs w:val="24"/>
-          <w:lang w:val="pl-PL" w:eastAsia="zh-CN" w:bidi="hi-IN"/>
-        </w:rPr>
-      </w:pPr>
-      <w:r>
-        <w:rPr>
-          <w:rFonts w:ascii="Calibri" w:hAnsi="Calibri"/>
-          <w:b w:val="false"/>
-          <w:bCs w:val="false"/>
-          <w:sz w:val="24"/>
-          <w:szCs w:val="24"/>
-          <w:lang w:val="pl-PL" w:eastAsia="zh-CN" w:bidi="hi-IN"/>
-        </w:rPr>
-        <w:t>Franek był zdruzgotany. Wiedział, że czeka odsiadka.</w:t>
-      </w:r>
-    </w:p>
-    <w:p>
-      <w:pPr>
-        <w:pStyle w:val="Normal"/>
-        <w:bidi w:val="0"/>
-        <w:jc w:val="both"/>
-        <w:rPr>
-          <w:rFonts w:ascii="Calibri" w:hAnsi="Calibri"/>
-          <w:b w:val="false"/>
-          <w:bCs w:val="false"/>
-          <w:sz w:val="24"/>
-          <w:szCs w:val="24"/>
-          <w:lang w:val="pl-PL" w:eastAsia="zh-CN" w:bidi="hi-IN"/>
-        </w:rPr>
-      </w:pPr>
-      <w:r>
-        <w:rPr>
-          <w:rFonts w:ascii="Calibri" w:hAnsi="Calibri"/>
-          <w:b w:val="false"/>
-          <w:bCs w:val="false"/>
-          <w:sz w:val="24"/>
-          <w:szCs w:val="24"/>
-          <w:lang w:val="pl-PL" w:eastAsia="zh-CN" w:bidi="hi-IN"/>
-        </w:rPr>
-      </w:r>
-    </w:p>
-    <w:p>
-      <w:pPr>
-        <w:pStyle w:val="Normal"/>
-        <w:bidi w:val="0"/>
-        <w:jc w:val="both"/>
-        <w:rPr>
-          <w:rFonts w:ascii="Calibri" w:hAnsi="Calibri"/>
-          <w:b w:val="false"/>
-          <w:bCs w:val="false"/>
-          <w:sz w:val="24"/>
-          <w:szCs w:val="24"/>
-          <w:lang w:val="pl-PL" w:eastAsia="zh-CN" w:bidi="hi-IN"/>
-        </w:rPr>
-      </w:pPr>
-      <w:r>
-        <w:rPr>
-          <w:rFonts w:ascii="Calibri" w:hAnsi="Calibri"/>
-          <w:b w:val="false"/>
-          <w:bCs w:val="false"/>
-          <w:sz w:val="24"/>
-          <w:szCs w:val="24"/>
-          <w:lang w:val="pl-PL" w:eastAsia="zh-CN" w:bidi="hi-IN"/>
-        </w:rPr>
-        <w:t>Nazajutrz obudziło go pukanie do drzwi. Był pewien, że to policja, ale nie: stanął przed nim brat kumpla z technikum. Wszedł do środka i zamknął za sobą drzwi.</w:t>
-      </w:r>
-    </w:p>
-    <w:p>
-      <w:pPr>
-        <w:pStyle w:val="Normal"/>
-        <w:bidi w:val="0"/>
-        <w:jc w:val="both"/>
-        <w:rPr>
-          <w:rFonts w:ascii="Calibri" w:hAnsi="Calibri"/>
-          <w:b w:val="false"/>
-          <w:bCs w:val="false"/>
-          <w:sz w:val="24"/>
-          <w:szCs w:val="24"/>
-          <w:lang w:val="pl-PL" w:eastAsia="zh-CN" w:bidi="hi-IN"/>
-        </w:rPr>
-      </w:pPr>
-      <w:r>
-        <w:rPr>
-          <w:rFonts w:ascii="Calibri" w:hAnsi="Calibri"/>
-          <w:b w:val="false"/>
-          <w:bCs w:val="false"/>
-          <w:sz w:val="24"/>
-          <w:szCs w:val="24"/>
-          <w:lang w:val="pl-PL" w:eastAsia="zh-CN" w:bidi="hi-IN"/>
-        </w:rPr>
-      </w:r>
-    </w:p>
-    <w:p>
-      <w:pPr>
-        <w:pStyle w:val="Normal"/>
-        <w:bidi w:val="0"/>
-        <w:jc w:val="both"/>
-        <w:rPr>
-          <w:rFonts w:ascii="Calibri" w:hAnsi="Calibri"/>
-          <w:b w:val="false"/>
-          <w:bCs w:val="false"/>
-          <w:sz w:val="24"/>
-          <w:szCs w:val="24"/>
-          <w:lang w:val="pl-PL" w:eastAsia="zh-CN" w:bidi="hi-IN"/>
-        </w:rPr>
-      </w:pPr>
-      <w:r>
-        <w:rPr>
-          <w:rFonts w:ascii="Calibri" w:hAnsi="Calibri"/>
-          <w:b w:val="false"/>
-          <w:bCs w:val="false"/>
-          <w:sz w:val="24"/>
-          <w:szCs w:val="24"/>
-          <w:lang w:val="pl-PL" w:eastAsia="zh-CN" w:bidi="hi-IN"/>
-        </w:rPr>
-        <w:t>- Mój pies jest lepszym złodziejem od Ciebie – rzucił do Franka. – W jeden dzień odnalazłem większość osób, które skroiłeś. Oddałem im pieniądze. Powiedziałem każdemu, że to było „nieporozumienie", że prosiłeś mnie o pomoc, a ja pomyliłem adresy.</w:t>
-      </w:r>
-    </w:p>
-    <w:p>
-      <w:pPr>
-        <w:pStyle w:val="Normal"/>
-        <w:bidi w:val="0"/>
-        <w:jc w:val="both"/>
-        <w:rPr>
-          <w:rFonts w:ascii="Calibri" w:hAnsi="Calibri"/>
-          <w:b w:val="false"/>
-          <w:bCs w:val="false"/>
-          <w:sz w:val="24"/>
-          <w:szCs w:val="24"/>
-          <w:lang w:val="pl-PL" w:eastAsia="zh-CN" w:bidi="hi-IN"/>
-        </w:rPr>
-      </w:pPr>
-      <w:r>
-        <w:rPr>
-          <w:rFonts w:ascii="Calibri" w:hAnsi="Calibri"/>
-          <w:b w:val="false"/>
-          <w:bCs w:val="false"/>
-          <w:sz w:val="24"/>
-          <w:szCs w:val="24"/>
-          <w:lang w:val="pl-PL" w:eastAsia="zh-CN" w:bidi="hi-IN"/>
-        </w:rPr>
-      </w:r>
-    </w:p>
-    <w:p>
-      <w:pPr>
-        <w:pStyle w:val="Normal"/>
-        <w:bidi w:val="0"/>
-        <w:jc w:val="both"/>
-        <w:rPr>
-          <w:rFonts w:ascii="Calibri" w:hAnsi="Calibri"/>
-          <w:b w:val="false"/>
-          <w:bCs w:val="false"/>
-          <w:sz w:val="24"/>
-          <w:szCs w:val="24"/>
-          <w:lang w:val="pl-PL" w:eastAsia="zh-CN" w:bidi="hi-IN"/>
-        </w:rPr>
-      </w:pPr>
-      <w:r>
-        <w:rPr>
-          <w:rFonts w:ascii="Calibri" w:hAnsi="Calibri"/>
-          <w:b w:val="false"/>
-          <w:bCs w:val="false"/>
-          <w:sz w:val="24"/>
-          <w:szCs w:val="24"/>
-          <w:lang w:val="pl-PL" w:eastAsia="zh-CN" w:bidi="hi-IN"/>
-        </w:rPr>
-        <w:t>Franek nie wierzył w to, co słyszał.</w:t>
-      </w:r>
-    </w:p>
-    <w:p>
-      <w:pPr>
-        <w:pStyle w:val="Normal"/>
-        <w:bidi w:val="0"/>
-        <w:jc w:val="both"/>
-        <w:rPr>
-          <w:rFonts w:ascii="Calibri" w:hAnsi="Calibri"/>
-          <w:b w:val="false"/>
-          <w:bCs w:val="false"/>
-          <w:sz w:val="24"/>
-          <w:szCs w:val="24"/>
-          <w:lang w:val="pl-PL" w:eastAsia="zh-CN" w:bidi="hi-IN"/>
-        </w:rPr>
-      </w:pPr>
-      <w:r>
-        <w:rPr>
-          <w:rFonts w:ascii="Calibri" w:hAnsi="Calibri"/>
-          <w:b w:val="false"/>
-          <w:bCs w:val="false"/>
-          <w:sz w:val="24"/>
-          <w:szCs w:val="24"/>
-          <w:lang w:val="pl-PL" w:eastAsia="zh-CN" w:bidi="hi-IN"/>
-        </w:rPr>
-      </w:r>
-    </w:p>
-    <w:p>
-      <w:pPr>
-        <w:pStyle w:val="Normal"/>
-        <w:bidi w:val="0"/>
-        <w:jc w:val="both"/>
-        <w:rPr>
-          <w:rFonts w:ascii="Calibri" w:hAnsi="Calibri"/>
-          <w:b w:val="false"/>
-          <w:bCs w:val="false"/>
-          <w:sz w:val="24"/>
-          <w:szCs w:val="24"/>
-          <w:lang w:val="pl-PL" w:eastAsia="zh-CN" w:bidi="hi-IN"/>
-        </w:rPr>
-      </w:pPr>
-      <w:r>
-        <w:rPr>
-          <w:rFonts w:ascii="Calibri" w:hAnsi="Calibri"/>
-          <w:b w:val="false"/>
-          <w:bCs w:val="false"/>
-          <w:sz w:val="24"/>
-          <w:szCs w:val="24"/>
-          <w:lang w:val="pl-PL" w:eastAsia="zh-CN" w:bidi="hi-IN"/>
-        </w:rPr>
-        <w:t>- Słuchaj, Franek. Wiem o twojej rodzinie i o śmierci mamy. Przez ostatni miesiąc zarobiłem więcej niż ty nakradłeś przez dwa lata – więc pozwól, że zapomnę o moich krzywdach, opłacę ci pokój na kolejny rok, a ty skończysz szkołę i zajmiesz się czymś legalnym.</w:t>
-      </w:r>
-    </w:p>
-    <w:p>
-      <w:pPr>
-        <w:pStyle w:val="Normal"/>
-        <w:bidi w:val="0"/>
-        <w:jc w:val="both"/>
-        <w:rPr>
-          <w:rFonts w:ascii="Calibri" w:hAnsi="Calibri"/>
-          <w:b w:val="false"/>
-          <w:bCs w:val="false"/>
-          <w:sz w:val="24"/>
-          <w:szCs w:val="24"/>
-          <w:lang w:val="pl-PL" w:eastAsia="zh-CN" w:bidi="hi-IN"/>
-        </w:rPr>
-      </w:pPr>
-      <w:r>
-        <w:rPr>
-          <w:rFonts w:ascii="Calibri" w:hAnsi="Calibri"/>
-          <w:b w:val="false"/>
-          <w:bCs w:val="false"/>
-          <w:sz w:val="24"/>
-          <w:szCs w:val="24"/>
-          <w:lang w:val="pl-PL" w:eastAsia="zh-CN" w:bidi="hi-IN"/>
-        </w:rPr>
-      </w:r>
-    </w:p>
-    <w:p>
-      <w:pPr>
-        <w:pStyle w:val="Normal"/>
-        <w:bidi w:val="0"/>
-        <w:jc w:val="both"/>
-        <w:rPr>
-          <w:rFonts w:ascii="Calibri" w:hAnsi="Calibri"/>
-          <w:b w:val="false"/>
-          <w:bCs w:val="false"/>
-          <w:sz w:val="24"/>
-          <w:szCs w:val="24"/>
-          <w:lang w:val="pl-PL" w:eastAsia="zh-CN" w:bidi="hi-IN"/>
-        </w:rPr>
-      </w:pPr>
-      <w:r>
-        <w:rPr>
-          <w:rFonts w:ascii="Calibri" w:hAnsi="Calibri"/>
-          <w:b w:val="false"/>
-          <w:bCs w:val="false"/>
-          <w:sz w:val="24"/>
-          <w:szCs w:val="24"/>
-          <w:lang w:val="pl-PL" w:eastAsia="zh-CN" w:bidi="hi-IN"/>
-        </w:rPr>
-        <w:t>Franek nigdy już nie był taki sam. Wrócił do szkoły, pogodził się z ojcem. Najdłużej zajęło mu wybaczenie samemu sobie, że nie był na pogrzebie mamy — ale i to w końcu nastąpiło. Doświadczenie przebaczenia stało się najważniejszym wyznacznikiem jego postępowania do końca życia.</w:t>
-      </w:r>
-    </w:p>
-    <w:p>
-      <w:pPr>
-        <w:pStyle w:val="Normal"/>
-        <w:bidi w:val="0"/>
-        <w:jc w:val="both"/>
-        <w:rPr>
-          <w:rFonts w:ascii="Calibri" w:hAnsi="Calibri"/>
-          <w:b w:val="false"/>
-          <w:bCs w:val="false"/>
-          <w:i/>
-          <w:iCs/>
-          <w:sz w:val="24"/>
-          <w:szCs w:val="24"/>
-        </w:rPr>
-      </w:pPr>
-      <w:r>
-        <w:rPr>
-          <w:rFonts w:ascii="Calibri" w:hAnsi="Calibri"/>
-          <w:b w:val="false"/>
-          <w:bCs w:val="false"/>
-          <w:i/>
-          <w:iCs/>
-          <w:sz w:val="24"/>
-          <w:szCs w:val="24"/>
-        </w:rPr>
-      </w:r>
-    </w:p>
-    <w:p>
-      <w:pPr>
-        <w:pStyle w:val="Normal"/>
-        <w:bidi w:val="0"/>
-        <w:jc w:val="both"/>
-        <w:rPr>
-          <w:rFonts w:ascii="Calibri" w:hAnsi="Calibri"/>
-          <w:b w:val="false"/>
-          <w:bCs w:val="false"/>
-          <w:i/>
-          <w:iCs/>
-          <w:sz w:val="24"/>
-          <w:szCs w:val="24"/>
-          <w:lang w:val="pl-PL" w:eastAsia="zh-CN" w:bidi="hi-IN"/>
-        </w:rPr>
-      </w:pPr>
-      <w:r>
-        <w:rPr>
-          <w:rFonts w:ascii="Calibri" w:hAnsi="Calibri"/>
-          <w:b w:val="false"/>
-          <w:bCs w:val="false"/>
-          <w:i/>
-          <w:iCs/>
-          <w:sz w:val="24"/>
-          <w:szCs w:val="24"/>
-          <w:lang w:val="pl-PL" w:eastAsia="zh-CN" w:bidi="hi-IN"/>
-        </w:rPr>
-      </w:r>
-    </w:p>
-    <w:p>
-      <w:pPr>
-        <w:pStyle w:val="Normal"/>
-        <w:bidi w:val="0"/>
-        <w:jc w:val="both"/>
-        <w:rPr>
-          <w:rFonts w:ascii="Calibri" w:hAnsi="Calibri"/>
-        </w:rPr>
-      </w:pPr>
-      <w:r>
-        <w:rPr>
-          <w:rFonts w:ascii="Calibri" w:hAnsi="Calibri"/>
-          <w:b w:val="false"/>
-          <w:bCs w:val="false"/>
-          <w:sz w:val="24"/>
-          <w:szCs w:val="24"/>
-          <w:u w:val="single"/>
-          <w:lang w:val="pl-PL" w:eastAsia="zh-CN" w:bidi="hi-IN"/>
-        </w:rPr>
-        <w:t>Pytanie:</w:t>
-      </w:r>
-    </w:p>
-    <w:p>
-      <w:pPr>
-        <w:pStyle w:val="Normal"/>
-        <w:bidi w:val="0"/>
-        <w:jc w:val="both"/>
-        <w:rPr>
-          <w:rFonts w:ascii="Calibri" w:hAnsi="Calibri"/>
-        </w:rPr>
-      </w:pPr>
-      <w:r>
-        <w:rPr>
-          <w:rFonts w:ascii="Calibri" w:hAnsi="Calibri"/>
-          <w:b w:val="false"/>
-          <w:bCs w:val="false"/>
-          <w:i/>
-          <w:iCs/>
-          <w:sz w:val="24"/>
-          <w:szCs w:val="24"/>
-          <w:lang w:val="pl-PL" w:eastAsia="zh-CN" w:bidi="hi-IN"/>
-        </w:rPr>
-        <w:t>Q: Które mechanizmy kształtowania duchowości sprawiły, że Franek uważa przebaczanie za tak ważne?</w:t>
-      </w:r>
-    </w:p>
-    <w:p>
-      <w:pPr>
-        <w:pStyle w:val="Normal"/>
-        <w:bidi w:val="0"/>
-        <w:jc w:val="both"/>
+      </w:pPr>
+      <w:r>
         <w:rPr>
           <w:rFonts w:ascii="Calibri" w:hAnsi="Calibri"/>
           <w:b/>
@@ -10635,11 +10418,6 @@
           <w:sz w:val="24"/>
           <w:szCs w:val="24"/>
           <w:lang w:val="pl-PL" w:eastAsia="zh-CN" w:bidi="hi-IN"/>
-        </w:rPr>
-      </w:pPr>
-      <w:r>
-        <w:rPr>
-          <w:rFonts w:ascii="Calibri" w:hAnsi="Calibri"/>
         </w:rPr>
       </w:r>
       <w:r>
@@ -10683,6 +10461,7 @@
               <w:pStyle w:val="TableContents"/>
               <w:pageBreakBefore/>
               <w:bidi w:val="0"/>
+              <w:spacing w:before="0" w:after="0"/>
               <w:jc w:val="center"/>
               <w:rPr>
                 <w:sz w:val="22"/>
@@ -11818,227 +11597,232 @@
       <w:r>
         <w:rPr>
           <w:rFonts w:ascii="Calibri" w:hAnsi="Calibri"/>
+        </w:rPr>
+      </w:r>
+      <w:r>
+        <w:br w:type="page"/>
+      </w:r>
+    </w:p>
+    <w:p>
+      <w:pPr>
+        <w:pStyle w:val="Normal"/>
+        <w:bidi w:val="0"/>
+        <w:spacing w:before="0" w:after="0"/>
+        <w:jc w:val="both"/>
+        <w:rPr>
+          <w:rFonts w:ascii="Calibri" w:hAnsi="Calibri"/>
+        </w:rPr>
+      </w:pPr>
+      <w:r>
+        <w:rPr>
+          <w:rFonts w:ascii="Calibri" w:hAnsi="Calibri"/>
+          <w:b w:val="false"/>
+          <w:bCs w:val="false"/>
+          <w:sz w:val="24"/>
+          <w:szCs w:val="24"/>
+          <w:lang w:val="pl-PL" w:eastAsia="zh-CN" w:bidi="hi-IN"/>
+        </w:rPr>
+        <w:t>Steward to Londyński informatyk. Pewnego razu wylądował w projekcie z samymi Polakami. Po pierwszych kilku spotkaniach nie miał złudzeń – Polacy byli skończonymi chamami. Ciągle wytykali problemy w projekcie, mówili co im się nie podoba, co jest do poprawy. Bardzo rzadko chwalili to, co działa. Robili to w wyrachowany i bezceremonialny sposób, mało tego: gdy rano się spotykali, nikt nikogo nie pytał „how are you”!</w:t>
+      </w:r>
+    </w:p>
+    <w:p>
+      <w:pPr>
+        <w:pStyle w:val="Normal"/>
+        <w:bidi w:val="0"/>
+        <w:jc w:val="both"/>
+        <w:rPr>
+          <w:rFonts w:ascii="Calibri" w:hAnsi="Calibri"/>
+          <w:b w:val="false"/>
+          <w:bCs w:val="false"/>
+          <w:sz w:val="24"/>
+          <w:szCs w:val="24"/>
+          <w:lang w:val="pl-PL" w:eastAsia="zh-CN" w:bidi="hi-IN"/>
+        </w:rPr>
+      </w:pPr>
+      <w:r>
+        <w:rPr>
+          <w:rFonts w:ascii="Calibri" w:hAnsi="Calibri"/>
+          <w:b w:val="false"/>
+          <w:bCs w:val="false"/>
+          <w:sz w:val="24"/>
+          <w:szCs w:val="24"/>
+          <w:lang w:val="pl-PL" w:eastAsia="zh-CN" w:bidi="hi-IN"/>
+        </w:rPr>
+      </w:r>
+    </w:p>
+    <w:p>
+      <w:pPr>
+        <w:pStyle w:val="Normal"/>
+        <w:bidi w:val="0"/>
+        <w:jc w:val="both"/>
+        <w:rPr>
+          <w:rFonts w:ascii="Calibri" w:hAnsi="Calibri"/>
+        </w:rPr>
+      </w:pPr>
+      <w:r>
+        <w:rPr>
+          <w:rFonts w:ascii="Calibri" w:hAnsi="Calibri"/>
+          <w:b w:val="false"/>
+          <w:bCs w:val="false"/>
+          <w:sz w:val="24"/>
+          <w:szCs w:val="24"/>
+          <w:lang w:val="pl-PL" w:eastAsia="zh-CN" w:bidi="hi-IN"/>
+        </w:rPr>
+        <w:t>Ale cóż, praca to praca. Po tygodniu Steward się do tego przyzwyczaił, po miesiącu już nie próbował tego zmienić, ale gdy minął kwartał, ku swojemu zdumieniu zauważył, że nigdy wcześniej żaden projekt nie szedł tak szybko. Nigdy dotąd spotkania nie były tak treściwe. Gdy ktoś zauważył, że coś nie działa, mówił to bez owijania w bawełnę! Gdy zaś ktoś, raz na dwa tygodnie, pytał Stewarda „co u niego”, to okazywało się, że naprawdę liczył na jakąś odpowiedź, a nie tylko na „fine, thanks!”.</w:t>
+      </w:r>
+    </w:p>
+    <w:p>
+      <w:pPr>
+        <w:pStyle w:val="Normal"/>
+        <w:bidi w:val="0"/>
+        <w:jc w:val="both"/>
+        <w:rPr>
+          <w:rFonts w:ascii="Calibri" w:hAnsi="Calibri"/>
+          <w:b w:val="false"/>
+          <w:bCs w:val="false"/>
+          <w:sz w:val="24"/>
+          <w:szCs w:val="24"/>
+          <w:lang w:val="pl-PL" w:eastAsia="zh-CN" w:bidi="hi-IN"/>
+        </w:rPr>
+      </w:pPr>
+      <w:r>
+        <w:rPr>
+          <w:rFonts w:ascii="Calibri" w:hAnsi="Calibri"/>
+          <w:b w:val="false"/>
+          <w:bCs w:val="false"/>
+          <w:sz w:val="24"/>
+          <w:szCs w:val="24"/>
+          <w:lang w:val="pl-PL" w:eastAsia="zh-CN" w:bidi="hi-IN"/>
+        </w:rPr>
+      </w:r>
+    </w:p>
+    <w:p>
+      <w:pPr>
+        <w:pStyle w:val="Normal"/>
+        <w:bidi w:val="0"/>
+        <w:jc w:val="both"/>
+        <w:rPr>
+          <w:rFonts w:ascii="Calibri" w:hAnsi="Calibri"/>
+        </w:rPr>
+      </w:pPr>
+      <w:r>
+        <w:rPr>
+          <w:rFonts w:ascii="Calibri" w:hAnsi="Calibri"/>
+          <w:b w:val="false"/>
+          <w:bCs w:val="false"/>
+          <w:sz w:val="24"/>
+          <w:szCs w:val="24"/>
+          <w:lang w:val="pl-PL" w:eastAsia="zh-CN" w:bidi="hi-IN"/>
+        </w:rPr>
+        <w:t>Steward nigdy nie sądził, że szczerość, nawet jeśli czasem trudna, będzie miała tak wspaniałe konsekwencje. Gdy projekt się skończył, Steward już wiedział: chciał żyć w otoczeniu, w którym o problemach można tak zwyczajnie mówić, dlatego postanowił odtąd zawsze starać się mówić to, co uważał, nawet jeśli było to trudne.</w:t>
+      </w:r>
+    </w:p>
+    <w:p>
+      <w:pPr>
+        <w:pStyle w:val="Normal"/>
+        <w:bidi w:val="0"/>
+        <w:jc w:val="both"/>
+        <w:rPr>
+          <w:rFonts w:ascii="Calibri" w:hAnsi="Calibri"/>
+          <w:lang w:val="pl-PL" w:eastAsia="zh-CN" w:bidi="hi-IN"/>
+        </w:rPr>
+      </w:pPr>
+      <w:r>
+        <w:rPr>
+          <w:rFonts w:ascii="Calibri" w:hAnsi="Calibri"/>
+          <w:lang w:val="pl-PL" w:eastAsia="zh-CN" w:bidi="hi-IN"/>
+        </w:rPr>
+      </w:r>
+    </w:p>
+    <w:p>
+      <w:pPr>
+        <w:pStyle w:val="Normal"/>
+        <w:bidi w:val="0"/>
+        <w:jc w:val="both"/>
+        <w:rPr>
+          <w:rFonts w:ascii="Calibri" w:hAnsi="Calibri"/>
+          <w:b w:val="false"/>
+          <w:bCs w:val="false"/>
+          <w:i/>
+          <w:iCs/>
+          <w:sz w:val="24"/>
+          <w:szCs w:val="24"/>
+          <w:lang w:val="pl-PL" w:eastAsia="zh-CN" w:bidi="hi-IN"/>
+        </w:rPr>
+      </w:pPr>
+      <w:r>
+        <w:rPr>
+          <w:rFonts w:ascii="Calibri" w:hAnsi="Calibri"/>
+          <w:b w:val="false"/>
+          <w:bCs w:val="false"/>
+          <w:i/>
+          <w:iCs/>
+          <w:sz w:val="24"/>
+          <w:szCs w:val="24"/>
+          <w:lang w:val="pl-PL" w:eastAsia="zh-CN" w:bidi="hi-IN"/>
+        </w:rPr>
+      </w:r>
+    </w:p>
+    <w:p>
+      <w:pPr>
+        <w:pStyle w:val="Normal"/>
+        <w:bidi w:val="0"/>
+        <w:jc w:val="both"/>
+        <w:rPr>
+          <w:rFonts w:ascii="Calibri" w:hAnsi="Calibri"/>
+        </w:rPr>
+      </w:pPr>
+      <w:r>
+        <w:rPr>
+          <w:rFonts w:ascii="Calibri" w:hAnsi="Calibri"/>
+          <w:b w:val="false"/>
+          <w:bCs w:val="false"/>
+          <w:sz w:val="24"/>
+          <w:szCs w:val="24"/>
+          <w:u w:val="single"/>
+          <w:lang w:val="pl-PL" w:eastAsia="zh-CN" w:bidi="hi-IN"/>
+        </w:rPr>
+        <w:t>Pytanie:</w:t>
+      </w:r>
+    </w:p>
+    <w:p>
+      <w:pPr>
+        <w:pStyle w:val="Normal"/>
+        <w:bidi w:val="0"/>
+        <w:jc w:val="both"/>
+        <w:rPr>
+          <w:rFonts w:ascii="Calibri" w:hAnsi="Calibri"/>
+        </w:rPr>
+      </w:pPr>
+      <w:r>
+        <w:rPr>
+          <w:rFonts w:ascii="Calibri" w:hAnsi="Calibri"/>
+          <w:b w:val="false"/>
+          <w:bCs w:val="false"/>
+          <w:i/>
+          <w:iCs/>
+          <w:sz w:val="24"/>
+          <w:szCs w:val="24"/>
+          <w:lang w:val="pl-PL" w:eastAsia="zh-CN" w:bidi="hi-IN"/>
+        </w:rPr>
+        <w:t>Które mechanizmy kształtowania duchowości sprawiły, że Steward uważa mówienie tego, co się myśli za tak ważne?</w:t>
+      </w:r>
+    </w:p>
+    <w:p>
+      <w:pPr>
+        <w:pStyle w:val="Normal"/>
+        <w:bidi w:val="0"/>
+        <w:jc w:val="both"/>
+        <w:rPr>
+          <w:rFonts w:ascii="Calibri" w:hAnsi="Calibri"/>
           <w:b/>
           <w:bCs/>
           <w:sz w:val="24"/>
           <w:szCs w:val="24"/>
           <w:lang w:val="pl-PL" w:eastAsia="zh-CN" w:bidi="hi-IN"/>
         </w:rPr>
-      </w:r>
-      <w:r>
-        <w:br w:type="page"/>
-      </w:r>
-    </w:p>
-    <w:p>
-      <w:pPr>
-        <w:pStyle w:val="Normal"/>
-        <w:bidi w:val="0"/>
-        <w:spacing w:before="0" w:after="0"/>
-        <w:jc w:val="both"/>
-        <w:rPr>
-          <w:rFonts w:ascii="Calibri" w:hAnsi="Calibri"/>
-        </w:rPr>
-      </w:pPr>
-      <w:r>
-        <w:rPr>
-          <w:rFonts w:ascii="Calibri" w:hAnsi="Calibri"/>
-          <w:b w:val="false"/>
-          <w:bCs w:val="false"/>
-          <w:sz w:val="24"/>
-          <w:szCs w:val="24"/>
-          <w:lang w:val="pl-PL" w:eastAsia="zh-CN" w:bidi="hi-IN"/>
-        </w:rPr>
-        <w:t>Steward to Londyński informatyk. Pewnego razu wylądował w projekcie z samymi Polakami. Po pierwszych kilku spotkaniach nie miał złudzeń – Polacy byli skończonymi chamami. Ciągle wytykali problemy w projekcie, mówili co im się nie podoba, co jest do poprawy. Bardzo rzadko chwalili to, co działa. Robili to w wyrachowany i bezceremonialny sposób, mało tego: gdy rano się spotykali, nikt nikogo nie pytał „how are you”!</w:t>
-      </w:r>
-    </w:p>
-    <w:p>
-      <w:pPr>
-        <w:pStyle w:val="Normal"/>
-        <w:bidi w:val="0"/>
-        <w:jc w:val="both"/>
-        <w:rPr>
-          <w:rFonts w:ascii="Calibri" w:hAnsi="Calibri"/>
-          <w:b w:val="false"/>
-          <w:bCs w:val="false"/>
-          <w:sz w:val="24"/>
-          <w:szCs w:val="24"/>
-          <w:lang w:val="pl-PL" w:eastAsia="zh-CN" w:bidi="hi-IN"/>
-        </w:rPr>
-      </w:pPr>
-      <w:r>
-        <w:rPr>
-          <w:rFonts w:ascii="Calibri" w:hAnsi="Calibri"/>
-          <w:b w:val="false"/>
-          <w:bCs w:val="false"/>
-          <w:sz w:val="24"/>
-          <w:szCs w:val="24"/>
-          <w:lang w:val="pl-PL" w:eastAsia="zh-CN" w:bidi="hi-IN"/>
-        </w:rPr>
-      </w:r>
-    </w:p>
-    <w:p>
-      <w:pPr>
-        <w:pStyle w:val="Normal"/>
-        <w:bidi w:val="0"/>
-        <w:jc w:val="both"/>
-        <w:rPr>
-          <w:rFonts w:ascii="Calibri" w:hAnsi="Calibri"/>
-        </w:rPr>
-      </w:pPr>
-      <w:r>
-        <w:rPr>
-          <w:rFonts w:ascii="Calibri" w:hAnsi="Calibri"/>
-          <w:b w:val="false"/>
-          <w:bCs w:val="false"/>
-          <w:sz w:val="24"/>
-          <w:szCs w:val="24"/>
-          <w:lang w:val="pl-PL" w:eastAsia="zh-CN" w:bidi="hi-IN"/>
-        </w:rPr>
-        <w:t>Ale cóż, praca to praca. Po tygodniu Steward się do tego przyzwyczaił, po miesiącu już nie próbował tego zmienić, ale gdy minął kwartał, ku swojemu zdumieniu zauważył, że nigdy wcześniej żaden projekt nie szedł tak szybko. Nigdy dotąd spotkania nie były tak treściwe. Gdy ktoś zauważył, że coś nie działa, mówił to bez owijania w bawełnę! Gdy zaś ktoś, raz na dwa tygodnie, pytał Stewarda „co u niego”, to okazywało się, że naprawdę liczył na jakąś odpowiedź, a nie tylko na „fine, thanks!”.</w:t>
-      </w:r>
-    </w:p>
-    <w:p>
-      <w:pPr>
-        <w:pStyle w:val="Normal"/>
-        <w:bidi w:val="0"/>
-        <w:jc w:val="both"/>
-        <w:rPr>
-          <w:rFonts w:ascii="Calibri" w:hAnsi="Calibri"/>
-          <w:b w:val="false"/>
-          <w:bCs w:val="false"/>
-          <w:sz w:val="24"/>
-          <w:szCs w:val="24"/>
-          <w:lang w:val="pl-PL" w:eastAsia="zh-CN" w:bidi="hi-IN"/>
-        </w:rPr>
-      </w:pPr>
-      <w:r>
-        <w:rPr>
-          <w:rFonts w:ascii="Calibri" w:hAnsi="Calibri"/>
-          <w:b w:val="false"/>
-          <w:bCs w:val="false"/>
-          <w:sz w:val="24"/>
-          <w:szCs w:val="24"/>
-          <w:lang w:val="pl-PL" w:eastAsia="zh-CN" w:bidi="hi-IN"/>
-        </w:rPr>
-      </w:r>
-    </w:p>
-    <w:p>
-      <w:pPr>
-        <w:pStyle w:val="Normal"/>
-        <w:bidi w:val="0"/>
-        <w:jc w:val="both"/>
-        <w:rPr>
-          <w:rFonts w:ascii="Calibri" w:hAnsi="Calibri"/>
-        </w:rPr>
-      </w:pPr>
-      <w:r>
-        <w:rPr>
-          <w:rFonts w:ascii="Calibri" w:hAnsi="Calibri"/>
-          <w:b w:val="false"/>
-          <w:bCs w:val="false"/>
-          <w:sz w:val="24"/>
-          <w:szCs w:val="24"/>
-          <w:lang w:val="pl-PL" w:eastAsia="zh-CN" w:bidi="hi-IN"/>
-        </w:rPr>
-        <w:t>Steward nigdy nie sądził, że szczerość, nawet jeśli czasem trudna, będzie miała tak wspaniałe konsekwencje. Gdy projekt się skończył, Steward już wiedział: chciał żyć w otoczeniu, w którym o problemach można tak zwyczajnie mówić, dlatego postanowił odtąd zawsze starać się mówić to, co uważał, nawet jeśli było to trudne.</w:t>
-      </w:r>
-    </w:p>
-    <w:p>
-      <w:pPr>
-        <w:pStyle w:val="Normal"/>
-        <w:bidi w:val="0"/>
-        <w:jc w:val="both"/>
-        <w:rPr>
-          <w:rFonts w:ascii="Calibri" w:hAnsi="Calibri"/>
-          <w:lang w:val="pl-PL" w:eastAsia="zh-CN" w:bidi="hi-IN"/>
-        </w:rPr>
-      </w:pPr>
-      <w:r>
-        <w:rPr>
-          <w:rFonts w:ascii="Calibri" w:hAnsi="Calibri"/>
-          <w:lang w:val="pl-PL" w:eastAsia="zh-CN" w:bidi="hi-IN"/>
-        </w:rPr>
-      </w:r>
-    </w:p>
-    <w:p>
-      <w:pPr>
-        <w:pStyle w:val="Normal"/>
-        <w:bidi w:val="0"/>
-        <w:jc w:val="both"/>
-        <w:rPr>
-          <w:rFonts w:ascii="Calibri" w:hAnsi="Calibri"/>
-          <w:b w:val="false"/>
-          <w:bCs w:val="false"/>
-          <w:i/>
-          <w:iCs/>
-          <w:sz w:val="24"/>
-          <w:szCs w:val="24"/>
-          <w:lang w:val="pl-PL" w:eastAsia="zh-CN" w:bidi="hi-IN"/>
-        </w:rPr>
-      </w:pPr>
-      <w:r>
-        <w:rPr>
-          <w:rFonts w:ascii="Calibri" w:hAnsi="Calibri"/>
-          <w:b w:val="false"/>
-          <w:bCs w:val="false"/>
-          <w:i/>
-          <w:iCs/>
-          <w:sz w:val="24"/>
-          <w:szCs w:val="24"/>
-          <w:lang w:val="pl-PL" w:eastAsia="zh-CN" w:bidi="hi-IN"/>
-        </w:rPr>
-      </w:r>
-    </w:p>
-    <w:p>
-      <w:pPr>
-        <w:pStyle w:val="Normal"/>
-        <w:bidi w:val="0"/>
-        <w:jc w:val="both"/>
-        <w:rPr>
-          <w:rFonts w:ascii="Calibri" w:hAnsi="Calibri"/>
-        </w:rPr>
-      </w:pPr>
-      <w:r>
-        <w:rPr>
-          <w:rFonts w:ascii="Calibri" w:hAnsi="Calibri"/>
-          <w:b w:val="false"/>
-          <w:bCs w:val="false"/>
-          <w:sz w:val="24"/>
-          <w:szCs w:val="24"/>
-          <w:u w:val="single"/>
-          <w:lang w:val="pl-PL" w:eastAsia="zh-CN" w:bidi="hi-IN"/>
-        </w:rPr>
-        <w:t>Pytanie:</w:t>
-      </w:r>
-    </w:p>
-    <w:p>
-      <w:pPr>
-        <w:pStyle w:val="Normal"/>
-        <w:bidi w:val="0"/>
-        <w:jc w:val="both"/>
-        <w:rPr>
-          <w:rFonts w:ascii="Calibri" w:hAnsi="Calibri"/>
-        </w:rPr>
-      </w:pPr>
-      <w:r>
-        <w:rPr>
-          <w:rFonts w:ascii="Calibri" w:hAnsi="Calibri"/>
-          <w:b w:val="false"/>
-          <w:bCs w:val="false"/>
-          <w:i/>
-          <w:iCs/>
-          <w:sz w:val="24"/>
-          <w:szCs w:val="24"/>
-          <w:lang w:val="pl-PL" w:eastAsia="zh-CN" w:bidi="hi-IN"/>
-        </w:rPr>
-        <w:t>Które mechanizmy kształtowania duchowości sprawiły, że Steward uważa mówienie tego, co się myśli za tak ważne?</w:t>
-      </w:r>
-    </w:p>
-    <w:p>
-      <w:pPr>
-        <w:pStyle w:val="Normal"/>
-        <w:bidi w:val="0"/>
-        <w:jc w:val="both"/>
+      </w:pPr>
+      <w:r>
         <w:rPr>
           <w:rFonts w:ascii="Calibri" w:hAnsi="Calibri"/>
           <w:b/>
@@ -12046,11 +11830,6 @@
           <w:sz w:val="24"/>
           <w:szCs w:val="24"/>
           <w:lang w:val="pl-PL" w:eastAsia="zh-CN" w:bidi="hi-IN"/>
-        </w:rPr>
-      </w:pPr>
-      <w:r>
-        <w:rPr>
-          <w:rFonts w:ascii="Calibri" w:hAnsi="Calibri"/>
         </w:rPr>
       </w:r>
     </w:p>
@@ -18112,7 +17891,7 @@
     <w:pPr>
       <w:widowControl/>
       <w:suppressAutoHyphens w:val="true"/>
-      <w:overflowPunct w:val="false"/>
+      <w:overflowPunct w:val="true"/>
       <w:bidi w:val="0"/>
       <w:spacing w:before="0" w:after="0"/>
       <w:jc w:val="start"/>
@@ -18146,15 +17925,15 @@
       <w:szCs w:val="36"/>
     </w:rPr>
   </w:style>
-  <w:style w:type="character" w:styleId="Bulletsuser">
-    <w:name w:val="Bullets (user)"/>
+  <w:style w:type="character" w:styleId="Bullets">
+    <w:name w:val="Bullets"/>
     <w:qFormat/>
     <w:rPr>
       <w:rFonts w:ascii="OpenSymbol" w:hAnsi="OpenSymbol" w:eastAsia="OpenSymbol" w:cs="OpenSymbol"/>
     </w:rPr>
   </w:style>
-  <w:style w:type="character" w:styleId="Bullets">
-    <w:name w:val="Bullets"/>
+  <w:style w:type="character" w:styleId="Bulletsuser">
+    <w:name w:val="Bullets (user)"/>
     <w:qFormat/>
     <w:rPr>
       <w:rFonts w:ascii="OpenSymbol" w:hAnsi="OpenSymbol" w:eastAsia="OpenSymbol" w:cs="OpenSymbol"/>
